--- a/downloads/student/ai-1-week-15.docx
+++ b/downloads/student/ai-1-week-15.docx
@@ -1960,6 +1960,16 @@
       </w:r>
     </w:p>
     <w:p>
+      <w:r>
+        <w:t>Read the labelled picture: Does 4/4 on the replay replace the original 3/4 result? Explain.</w:t>
+      </w:r>
+    </w:p>
+    <w:p>
+      <w:r>
+        <w:t>Change one thing: After feedback, change the boundary to 5. Predict the result before checking the explanation. What remains the same?</w:t>
+      </w:r>
+    </w:p>
+    <w:p>
       <w:pPr>
         <w:pStyle w:val="Heading1"/>
       </w:pPr>
@@ -3664,6 +3674,187 @@
     <w:p>
       <w:r>
         <w:t>Attempt the independent case before hints. Record whether you worked alone, used a hint or followed a model. After feedback, fix the first unsupported step and explain why it changed. A later check uses a changed case, not a copied answer.</w:t>
+      </w:r>
+    </w:p>
+    <w:p>
+      <w:pPr>
+        <w:pStyle w:val="Heading1"/>
+      </w:pPr>
+      <w:r>
+        <w:t>15. Your lesson route</w:t>
+      </w:r>
+    </w:p>
+    <w:p>
+      <w:r>
+        <w:t>Start with this question: A fictional envelope exercise evaluates a fixed pencil-length sorter.</w:t>
+      </w:r>
+    </w:p>
+    <w:tbl>
+      <w:tblPr>
+        <w:tblStyle w:val="LightShading-Accent1"/>
+        <w:tblW w:type="auto" w:w="0"/>
+        <w:tblLook w:firstColumn="1" w:firstRow="1" w:lastColumn="0" w:lastRow="0" w:noHBand="0" w:noVBand="1" w:val="04A0"/>
+      </w:tblPr>
+      <w:tblGrid>
+        <w:gridCol w:w="5112"/>
+        <w:gridCol w:w="5112"/>
+      </w:tblGrid>
+      <w:tr>
+        <w:trPr>
+          <w:tblHeader/>
+        </w:trPr>
+        <w:tc>
+          <w:tcPr>
+            <w:tcW w:type="dxa" w:w="5112"/>
+          </w:tcPr>
+          <w:p>
+            <w:r>
+              <w:t>By the end, I can</w:t>
+            </w:r>
+          </w:p>
+        </w:tc>
+        <w:tc>
+          <w:tcPr>
+            <w:tcW w:type="dxa" w:w="5112"/>
+          </w:tcPr>
+          <w:p>
+            <w:r>
+              <w:t>How I will show it</w:t>
+            </w:r>
+          </w:p>
+        </w:tc>
+      </w:tr>
+      <w:tr>
+        <w:tc>
+          <w:tcPr>
+            <w:tcW w:type="dxa" w:w="5112"/>
+          </w:tcPr>
+          <w:p>
+            <w:r>
+              <w:t>Separate examples used to choose a model from examples reserved for its final evaluation</w:t>
+            </w:r>
+          </w:p>
+        </w:tc>
+        <w:tc>
+          <w:tcPr>
+            <w:tcW w:type="dxa" w:w="5112"/>
+          </w:tcPr>
+          <w:p>
+            <w:r>
+              <w:t>Explain the deciding step, show a trace or test, and state one limit.</w:t>
+            </w:r>
+          </w:p>
+        </w:tc>
+      </w:tr>
+      <w:tr>
+        <w:tc>
+          <w:tcPr>
+            <w:tcW w:type="dxa" w:w="5112"/>
+          </w:tcPr>
+          <w:p>
+            <w:r>
+              <w:t>Record a fixed model and its predictions before revealing comparison labels</w:t>
+            </w:r>
+          </w:p>
+        </w:tc>
+        <w:tc>
+          <w:tcPr>
+            <w:tcW w:type="dxa" w:w="5112"/>
+          </w:tcPr>
+          <w:p>
+            <w:r>
+              <w:t>Explain the deciding step, show a trace or test, and state one limit.</w:t>
+            </w:r>
+          </w:p>
+        </w:tc>
+      </w:tr>
+      <w:tr>
+        <w:tc>
+          <w:tcPr>
+            <w:tcW w:type="dxa" w:w="5112"/>
+          </w:tcPr>
+          <w:p>
+            <w:r>
+              <w:t>Explain how test feedback changes the evidence available for a revised model</w:t>
+            </w:r>
+          </w:p>
+        </w:tc>
+        <w:tc>
+          <w:tcPr>
+            <w:tcW w:type="dxa" w:w="5112"/>
+          </w:tcPr>
+          <w:p>
+            <w:r>
+              <w:t>Explain the deciding step, show a trace or test, and state one limit.</w:t>
+            </w:r>
+          </w:p>
+        </w:tc>
+      </w:tr>
+    </w:tbl>
+    <w:p>
+      <w:r>
+        <w:t>Remember → watch and explain → try with help → investigate → try independently → keep project evidence. Your teacher may spread this lesson across several classes.</w:t>
+      </w:r>
+    </w:p>
+    <w:p>
+      <w:r>
+        <w:t>Keep your first prediction. Compare it with what the evidence shows and explain any change.</w:t>
+      </w:r>
+    </w:p>
+    <w:p>
+      <w:pPr>
+        <w:pStyle w:val="Heading1"/>
+      </w:pPr>
+      <w:r>
+        <w:t>16. Finish and return</w:t>
+      </w:r>
+    </w:p>
+    <w:p>
+      <w:r>
+        <w:t>Close your notes. Explain this goal in your own words: Separate examples used to choose a model from examples reserved for its final evaluation</w:t>
+      </w:r>
+    </w:p>
+    <w:p>
+      <w:pPr>
+        <w:pStyle w:val="Heading3"/>
+      </w:pPr>
+      <w:r>
+        <w:t>My deciding step, evidence and one remaining question</w:t>
+      </w:r>
+    </w:p>
+    <w:p>
+      <w:r>
+        <w:t>________________________________________________________________</w:t>
+      </w:r>
+    </w:p>
+    <w:p>
+      <w:r>
+        <w:t>________________________________________________________________</w:t>
+      </w:r>
+    </w:p>
+    <w:p>
+      <w:r>
+        <w:t>________________________________________________________________</w:t>
+      </w:r>
+    </w:p>
+    <w:p>
+      <w:r>
+        <w:t>________________________________________________________________</w:t>
+      </w:r>
+    </w:p>
+    <w:p>
+      <w:r>
+        <w:t>________________________________________________________________</w:t>
+      </w:r>
+    </w:p>
+    <w:p>
+      <w:r>
+        <w:t>If you are unsure, return to the worked picture and explain one arrow. If you are ready, change an input or assumption and justify your prediction.</w:t>
+      </w:r>
+    </w:p>
+    <w:p>
+      <w:r>
+        <w:t>Save your workbook evidence. At the next review, try a different case before opening your old answer.</w:t>
       </w:r>
     </w:p>
     <w:sectPr>

--- a/downloads/student/ai-1-week-15.docx
+++ b/downloads/student/ai-1-week-15.docx
@@ -3855,6 +3855,207 @@
     <w:p>
       <w:r>
         <w:t>Save your workbook evidence. At the next review, try a different case before opening your old answer.</w:t>
+      </w:r>
+    </w:p>
+    <w:p>
+      <w:pPr>
+        <w:pStyle w:val="Heading1"/>
+      </w:pPr>
+      <w:r>
+        <w:t>17. Supported practice, repair and portfolio</w:t>
+      </w:r>
+    </w:p>
+    <w:p>
+      <w:r>
+        <w:t>Use this supported practice once, in the browser or on paper. Keep the reserved independent assessment for a separate first attempt before teacher feedback.</w:t>
+      </w:r>
+    </w:p>
+    <w:p>
+      <w:r>
+        <w:t>A fictional envelope exercise evaluates a fixed pencil-length sorter.</w:t>
+      </w:r>
+    </w:p>
+    <w:p>
+      <w:pPr>
+        <w:pStyle w:val="Heading3"/>
+      </w:pPr>
+      <w:r>
+        <w:t>Practice 1: explain the deciding evidence</w:t>
+      </w:r>
+    </w:p>
+    <w:p>
+      <w:r>
+        <w:t>Which labelled step matches this detail? Three of four agree; the disagreement is at 5 cm.</w:t>
+      </w:r>
+    </w:p>
+    <w:p>
+      <w:r>
+        <w:t>1. Reveal references</w:t>
+      </w:r>
+    </w:p>
+    <w:p>
+      <w:r>
+        <w:t>2. Compare</w:t>
+      </w:r>
+    </w:p>
+    <w:p>
+      <w:r>
+        <w:t>3. Freeze</w:t>
+      </w:r>
+    </w:p>
+    <w:p>
+      <w:r>
+        <w:t>4. Predict</w:t>
+      </w:r>
+    </w:p>
+    <w:p>
+      <w:pPr>
+        <w:pStyle w:val="Heading3"/>
+      </w:pPr>
+      <w:r>
+        <w:t>My selected conclusion, deciding fact and explanation</w:t>
+      </w:r>
+    </w:p>
+    <w:p>
+      <w:r>
+        <w:t>________________________________________________________________</w:t>
+      </w:r>
+    </w:p>
+    <w:p>
+      <w:r>
+        <w:t>________________________________________________________________</w:t>
+      </w:r>
+    </w:p>
+    <w:p>
+      <w:r>
+        <w:t>________________________________________________________________</w:t>
+      </w:r>
+    </w:p>
+    <w:p>
+      <w:r>
+        <w:t>________________________________________________________________</w:t>
+      </w:r>
+    </w:p>
+    <w:p>
+      <w:r>
+        <w:t>________________________________________________________________</w:t>
+      </w:r>
+    </w:p>
+    <w:p>
+      <w:r>
+        <w:t>Hint if needed: Read the steps in the pictorial case. Match the supplied detail to the stage that performs or records it.</w:t>
+      </w:r>
+    </w:p>
+    <w:p>
+      <w:r>
+        <w:t>After your attempt, compare with the supported explanation: Compare Three of four agree; the disagreement is at 5 cm. The prediction record must exist before the labels are seen. PencilP scores 3/4=75% agreement on these four selected cases. Moving the boundary after inspecting the envelope makes this a development exercise; the same four cases can no longer serve as untouched final evaluation.</w:t>
+      </w:r>
+    </w:p>
+    <w:p>
+      <w:pPr>
+        <w:pStyle w:val="Heading3"/>
+      </w:pPr>
+      <w:r>
+        <w:t>Practice 2: explain the deciding evidence</w:t>
+      </w:r>
+    </w:p>
+    <w:p>
+      <w:r>
+        <w:t>Changed-case practice: After feedback, change the boundary to 5. Which conclusion is supported by the supplied facts?</w:t>
+      </w:r>
+    </w:p>
+    <w:p>
+      <w:r>
+        <w:t>1. The revised rule matches all four known labels but needs a different final test.</w:t>
+      </w:r>
+    </w:p>
+    <w:p>
+      <w:r>
+        <w:t>2. We can decide the result without examining the changed input or the procedure.</w:t>
+      </w:r>
+    </w:p>
+    <w:p>
+      <w:r>
+        <w:t>3. This one example guarantees correct results for every future input.</w:t>
+      </w:r>
+    </w:p>
+    <w:p>
+      <w:pPr>
+        <w:pStyle w:val="Heading3"/>
+      </w:pPr>
+      <w:r>
+        <w:t>My selected conclusion, deciding fact and explanation</w:t>
+      </w:r>
+    </w:p>
+    <w:p>
+      <w:r>
+        <w:t>________________________________________________________________</w:t>
+      </w:r>
+    </w:p>
+    <w:p>
+      <w:r>
+        <w:t>________________________________________________________________</w:t>
+      </w:r>
+    </w:p>
+    <w:p>
+      <w:r>
+        <w:t>________________________________________________________________</w:t>
+      </w:r>
+    </w:p>
+    <w:p>
+      <w:r>
+        <w:t>________________________________________________________________</w:t>
+      </w:r>
+    </w:p>
+    <w:p>
+      <w:r>
+        <w:t>________________________________________________________________</w:t>
+      </w:r>
+    </w:p>
+    <w:p>
+      <w:r>
+        <w:t>Hint if needed: Use the changed condition and the deciding step in the pictorial trace. The answer must say what follows from those facts.</w:t>
+      </w:r>
+    </w:p>
+    <w:p>
+      <w:r>
+        <w:t>After your attempt, compare with the supported explanation: The revised rule matches all four known labels but needs a different final test. These labels influenced the revision, so replaying them is evidence of repair rather than unseen performance.</w:t>
+      </w:r>
+    </w:p>
+    <w:p>
+      <w:pPr>
+        <w:pStyle w:val="Heading3"/>
+      </w:pPr>
+      <w:r>
+        <w:t>Repair a missing building block</w:t>
+      </w:r>
+    </w:p>
+    <w:p>
+      <w:r>
+        <w:t>Review Build a Human Classifier (ai-1/14). Goal: Construct a classifier with a stated input format, selected rule and recorded output. Short practice: Trace 0 cm and explain why clarification is different from predicting short.. Return to this week and explain what you changed.</w:t>
+      </w:r>
+    </w:p>
+    <w:p>
+      <w:r>
+        <w:t>Review Debug the Cause (ai-1/12). Goal: Compare expected and observed traces to locate the first difference. Short practice: Propose input 0 and give both predicted outputs without inventing an observed result.. Return to this week and explain what you changed.</w:t>
+      </w:r>
+    </w:p>
+    <w:p>
+      <w:r>
+        <w:t>Review Algorithms as Recipes (ai-1/9). Goal: Trace an ordered algorithm using the current value after every instruction. Short practice: Use the arrows to explain where the two zero-start runs first differ.. Return to this week and explain what you changed.</w:t>
+      </w:r>
+    </w:p>
+    <w:p>
+      <w:pPr>
+        <w:pStyle w:val="Heading3"/>
+      </w:pPr>
+      <w:r>
+        <w:t>Keep your completed work</w:t>
+      </w:r>
+    </w:p>
+    <w:p>
+      <w:r>
+        <w:t>Use Download completed work in the hosted lesson to export your answers, reflections, practice feedback and code-run evidence. Open the HTML copy to read or print it. Drafts stay in this browser when storage is available; clear drafts on a shared device.</w:t>
       </w:r>
     </w:p>
     <w:sectPr>

--- a/downloads/student/ai-1-week-15.docx
+++ b/downloads/student/ai-1-week-15.docx
@@ -42,6 +42,11 @@
       </w:r>
     </w:p>
     <w:p>
+      <w:r>
+        <w:t>Start with the target: Separate examples used to choose a model from examples reserved for its final evaluation. Try the recall before opening notes.</w:t>
+      </w:r>
+    </w:p>
+    <w:p>
       <w:pPr>
         <w:pStyle w:val="Heading3"/>
       </w:pPr>
@@ -50,18 +55,60 @@
       </w:r>
     </w:p>
     <w:p>
-      <w:r>
+      <w:pPr>
+        <w:spacing w:line="336" w:lineRule="auto" w:after="180"/>
+      </w:pPr>
+      <w:r>
+        <w:rPr>
+          <w:b w:val="0"/>
+        </w:rPr>
         <w:t>I can separate examples used to choose a model from examples reserved for its final evaluation.</w:t>
       </w:r>
     </w:p>
     <w:p>
-      <w:r>
-        <w:t>I can record a fixed model and its predictions before revealing comparison labels.</w:t>
-      </w:r>
-    </w:p>
-    <w:p>
-      <w:r>
-        <w:t>I can explain how test feedback changes the evidence available for a revised model.</w:t>
+      <w:pPr>
+        <w:spacing w:line="336" w:lineRule="auto" w:after="180"/>
+      </w:pPr>
+      <w:r>
+        <w:rPr>
+          <w:b w:val="0"/>
+        </w:rPr>
+        <w:t xml:space="preserve">I can record a fixed model and its </w:t>
+      </w:r>
+      <w:r>
+        <w:rPr>
+          <w:b/>
+        </w:rPr>
+        <w:t>prediction</w:t>
+      </w:r>
+      <w:r>
+        <w:rPr>
+          <w:b w:val="0"/>
+        </w:rPr>
+        <w:t>s before revealing comparison labels.</w:t>
+      </w:r>
+    </w:p>
+    <w:p>
+      <w:pPr>
+        <w:spacing w:line="336" w:lineRule="auto" w:after="180"/>
+      </w:pPr>
+      <w:r>
+        <w:rPr>
+          <w:b w:val="0"/>
+        </w:rPr>
+        <w:t xml:space="preserve">I can explain how test feedback changes the </w:t>
+      </w:r>
+      <w:r>
+        <w:rPr>
+          <w:b/>
+        </w:rPr>
+        <w:t>evidence</w:t>
+      </w:r>
+      <w:r>
+        <w:rPr>
+          <w:b w:val="0"/>
+        </w:rPr>
+        <w:t xml:space="preserve"> available for a revised model.</w:t>
       </w:r>
     </w:p>
     <w:p>
@@ -73,33 +120,93 @@
       </w:r>
     </w:p>
     <w:p>
-      <w:r>
+      <w:pPr>
+        <w:spacing w:line="336" w:lineRule="auto" w:after="180"/>
+      </w:pPr>
+      <w:r>
+        <w:rPr>
+          <w:b w:val="0"/>
+        </w:rPr>
         <w:t>Close your notes first. A rough first answer helps us choose the right starting point; it is not a score for your ability.</w:t>
       </w:r>
     </w:p>
     <w:p>
-      <w:r>
+      <w:pPr>
+        <w:spacing w:line="336" w:lineRule="auto" w:after="180"/>
+      </w:pPr>
+      <w:r>
+        <w:rPr>
+          <w:b w:val="0"/>
+        </w:rPr>
         <w:t>Without opening the old lesson, explain one key idea from Build a Human Classifier. Give an example and a mistake that the idea helps you avoid.</w:t>
       </w:r>
     </w:p>
     <w:p>
-      <w:r>
+      <w:pPr>
+        <w:spacing w:line="336" w:lineRule="auto" w:after="180"/>
+      </w:pPr>
+      <w:r>
+        <w:rPr>
+          <w:b w:val="0"/>
+        </w:rPr>
         <w:t>Without opening the old lesson, explain one key idea from Debug the Cause. Give an example and a mistake that the idea helps you avoid.</w:t>
       </w:r>
     </w:p>
     <w:p>
-      <w:r>
+      <w:pPr>
+        <w:spacing w:line="336" w:lineRule="auto" w:after="180"/>
+      </w:pPr>
+      <w:r>
+        <w:rPr>
+          <w:b w:val="0"/>
+        </w:rPr>
         <w:t>Without opening the old lesson, explain one key idea from Algorithms as Recipes. Give an example and a mistake that the idea helps you avoid.</w:t>
       </w:r>
     </w:p>
     <w:p>
-      <w:r>
-        <w:t>After trying, check the relevant lesson or ask your teacher. Change the part of your explanation that the evidence shows was wrong.</w:t>
-      </w:r>
-    </w:p>
-    <w:p>
-      <w:r>
-        <w:t>A fair test uses examples not used to create the decision process.</w:t>
+      <w:pPr>
+        <w:spacing w:line="336" w:lineRule="auto" w:after="180"/>
+      </w:pPr>
+      <w:r>
+        <w:rPr>
+          <w:b w:val="0"/>
+        </w:rPr>
+        <w:t xml:space="preserve">After trying, check the relevant lesson or ask your teacher. Change the part of your explanation that the </w:t>
+      </w:r>
+      <w:r>
+        <w:rPr>
+          <w:b/>
+        </w:rPr>
+        <w:t>evidence</w:t>
+      </w:r>
+      <w:r>
+        <w:rPr>
+          <w:b w:val="0"/>
+        </w:rPr>
+        <w:t xml:space="preserve"> shows was wrong.</w:t>
+      </w:r>
+    </w:p>
+    <w:p>
+      <w:pPr>
+        <w:spacing w:line="336" w:lineRule="auto" w:after="180"/>
+      </w:pPr>
+      <w:r>
+        <w:rPr>
+          <w:b w:val="0"/>
+        </w:rPr>
+        <w:t xml:space="preserve">A fair test uses examples not used to create the decision </w:t>
+      </w:r>
+      <w:r>
+        <w:rPr>
+          <w:b/>
+        </w:rPr>
+        <w:t>process</w:t>
+      </w:r>
+      <w:r>
+        <w:rPr>
+          <w:b w:val="0"/>
+        </w:rPr>
+        <w:t>.</w:t>
       </w:r>
     </w:p>
     <w:p>
@@ -139,12 +246,33 @@
       </w:r>
     </w:p>
     <w:p>
-      <w:r>
+      <w:pPr>
+        <w:pStyle w:val="Heading3"/>
+      </w:pPr>
+      <w:r>
+        <w:t>Your target</w:t>
+      </w:r>
+    </w:p>
+    <w:p>
+      <w:pPr>
+        <w:spacing w:line="336" w:lineRule="auto" w:after="180"/>
+        <w:shd w:fill="EDF7F3"/>
+      </w:pPr>
+      <w:r>
+        <w:rPr>
+          <w:b w:val="0"/>
+        </w:rPr>
         <w:t>LEARNING TARGET  Eight cards are used to invent a rule. Four sealed cards are then opened; the team changes its rule after seeing errors. Can those four cards still be called an untouched final test? Plan what to do next.</w:t>
       </w:r>
     </w:p>
     <w:p>
-      <w:r>
+      <w:pPr>
+        <w:spacing w:line="336" w:lineRule="auto" w:after="180"/>
+      </w:pPr>
+      <w:r>
+        <w:rPr>
+          <w:b w:val="0"/>
+        </w:rPr>
         <w:t>Learner name:</w:t>
       </w:r>
     </w:p>
@@ -157,8 +285,39 @@
       </w:r>
     </w:p>
     <w:p>
-      <w:r>
-        <w:t>A height passes the input contract and the model predicts tall. What is still needed to check that prediction? If its comparison label changes your threshold choice, what role has that example played?</w:t>
+      <w:pPr>
+        <w:spacing w:line="336" w:lineRule="auto" w:after="180"/>
+        <w:shd w:fill="F5F1FB"/>
+      </w:pPr>
+      <w:r>
+        <w:rPr>
+          <w:b w:val="0"/>
+        </w:rPr>
+        <w:t xml:space="preserve">A height passes the </w:t>
+      </w:r>
+      <w:r>
+        <w:rPr>
+          <w:b/>
+        </w:rPr>
+        <w:t>input</w:t>
+      </w:r>
+      <w:r>
+        <w:rPr>
+          <w:b w:val="0"/>
+        </w:rPr>
+        <w:t xml:space="preserve"> contract and the model predicts tall. What is still needed to check that </w:t>
+      </w:r>
+      <w:r>
+        <w:rPr>
+          <w:b/>
+        </w:rPr>
+        <w:t>prediction</w:t>
+      </w:r>
+      <w:r>
+        <w:rPr>
+          <w:b w:val="0"/>
+        </w:rPr>
+        <w:t>? If its comparison label changes your threshold choice, what role has that example played?</w:t>
       </w:r>
     </w:p>
     <w:p>
@@ -170,8 +329,26 @@
       </w:r>
     </w:p>
     <w:p>
-      <w:r>
-        <w:t>By the end, I can freeze a model before labels are revealed and report a bounded test result.</w:t>
+      <w:pPr>
+        <w:spacing w:line="336" w:lineRule="auto" w:after="180"/>
+      </w:pPr>
+      <w:r>
+        <w:rPr>
+          <w:b w:val="0"/>
+        </w:rPr>
+        <w:t xml:space="preserve">By the end, I can </w:t>
+      </w:r>
+      <w:r>
+        <w:rPr>
+          <w:b/>
+        </w:rPr>
+        <w:t>freeze</w:t>
+      </w:r>
+      <w:r>
+        <w:rPr>
+          <w:b w:val="0"/>
+        </w:rPr>
+        <w:t xml:space="preserve"> a model before labels are revealed and report a bounded test result.</w:t>
       </w:r>
     </w:p>
     <w:p>
@@ -184,6 +361,17 @@
     </w:p>
     <w:p>
       <w:r>
+        <w:t>Investigate the supplied Save New Examples for Testing case. Separate observations, given facts and assumptions before choosing an explanation.</w:t>
+      </w:r>
+    </w:p>
+    <w:p>
+      <w:pPr>
+        <w:spacing w:line="336" w:lineRule="auto" w:after="180"/>
+      </w:pPr>
+      <w:r>
+        <w:rPr>
+          <w:b/>
+        </w:rPr>
         <w:t>PICTURE STORY</w:t>
       </w:r>
     </w:p>
@@ -196,8 +384,26 @@
       </w:r>
     </w:p>
     <w:p>
-      <w:r>
-        <w:t>Pictures give clues; evidence tells us what the clues mean.</w:t>
+      <w:pPr>
+        <w:spacing w:line="336" w:lineRule="auto" w:after="180"/>
+      </w:pPr>
+      <w:r>
+        <w:rPr>
+          <w:b w:val="0"/>
+        </w:rPr>
+        <w:t xml:space="preserve">Pictures give clues; </w:t>
+      </w:r>
+      <w:r>
+        <w:rPr>
+          <w:b/>
+        </w:rPr>
+        <w:t>evidence</w:t>
+      </w:r>
+      <w:r>
+        <w:rPr>
+          <w:b w:val="0"/>
+        </w:rPr>
+        <w:t xml:space="preserve"> tells us what the clues mean.</w:t>
       </w:r>
     </w:p>
     <w:p>
@@ -237,7 +443,22 @@
       </w:r>
     </w:p>
     <w:p>
-      <w:r>
+      <w:pPr>
+        <w:pStyle w:val="Heading3"/>
+      </w:pPr>
+      <w:r>
+        <w:t>Start with this puzzle</w:t>
+      </w:r>
+    </w:p>
+    <w:p>
+      <w:pPr>
+        <w:spacing w:line="336" w:lineRule="auto" w:after="180"/>
+        <w:shd w:fill="F1F6FC"/>
+      </w:pPr>
+      <w:r>
+        <w:rPr>
+          <w:b w:val="0"/>
+        </w:rPr>
         <w:t>MYSTERY  If a sorter sees every mystery card while its rule is being created, later success on those same cards does not show transfer.</w:t>
       </w:r>
     </w:p>
@@ -250,33 +471,106 @@
       </w:r>
     </w:p>
     <w:p>
-      <w:r>
+      <w:pPr>
+        <w:spacing w:line="336" w:lineRule="auto" w:after="180"/>
+      </w:pPr>
+      <w:r>
+        <w:rPr>
+          <w:b w:val="0"/>
+        </w:rPr>
         <w:t>Name three visible details without explaining them yet.</w:t>
       </w:r>
     </w:p>
     <w:p>
-      <w:r>
+      <w:pPr>
+        <w:spacing w:line="336" w:lineRule="auto" w:after="180"/>
+      </w:pPr>
+      <w:r>
+        <w:rPr>
+          <w:b w:val="0"/>
+        </w:rPr>
         <w:t>Circle the detail most connected to the system's decision.</w:t>
       </w:r>
     </w:p>
     <w:p>
-      <w:r>
+      <w:pPr>
+        <w:spacing w:line="336" w:lineRule="auto" w:after="180"/>
+      </w:pPr>
+      <w:r>
+        <w:rPr>
+          <w:b w:val="0"/>
+        </w:rPr>
         <w:t>Name one detail that may be decoration or distraction.</w:t>
       </w:r>
     </w:p>
     <w:p>
-      <w:r>
-        <w:t>Make a first prediction and state the clue that supports it.</w:t>
-      </w:r>
-    </w:p>
-    <w:p>
-      <w:r>
-        <w:t>My observations, prediction, and evidence:</w:t>
-      </w:r>
-    </w:p>
-    <w:p>
-      <w:r>
-        <w:t>GOOD THINKING  A prediction can change when stronger evidence appears.</w:t>
+      <w:pPr>
+        <w:spacing w:line="336" w:lineRule="auto" w:after="180"/>
+      </w:pPr>
+      <w:r>
+        <w:rPr>
+          <w:b w:val="0"/>
+        </w:rPr>
+        <w:t xml:space="preserve">Make a first </w:t>
+      </w:r>
+      <w:r>
+        <w:rPr>
+          <w:b/>
+        </w:rPr>
+        <w:t>prediction</w:t>
+      </w:r>
+      <w:r>
+        <w:rPr>
+          <w:b w:val="0"/>
+        </w:rPr>
+        <w:t xml:space="preserve"> and state the clue that supports it.</w:t>
+      </w:r>
+    </w:p>
+    <w:p>
+      <w:pPr>
+        <w:spacing w:line="336" w:lineRule="auto" w:after="180"/>
+      </w:pPr>
+      <w:r>
+        <w:rPr>
+          <w:b w:val="0"/>
+        </w:rPr>
+        <w:t xml:space="preserve">My </w:t>
+      </w:r>
+      <w:r>
+        <w:rPr>
+          <w:b/>
+        </w:rPr>
+        <w:t>observation</w:t>
+      </w:r>
+      <w:r>
+        <w:rPr>
+          <w:b w:val="0"/>
+        </w:rPr>
+        <w:t xml:space="preserve">s, </w:t>
+      </w:r>
+      <w:r>
+        <w:rPr>
+          <w:b/>
+        </w:rPr>
+        <w:t>prediction</w:t>
+      </w:r>
+      <w:r>
+        <w:rPr>
+          <w:b w:val="0"/>
+        </w:rPr>
+        <w:t xml:space="preserve">, and </w:t>
+      </w:r>
+      <w:r>
+        <w:rPr>
+          <w:b/>
+        </w:rPr>
+        <w:t>evidence</w:t>
+      </w:r>
+      <w:r>
+        <w:rPr>
+          <w:b w:val="0"/>
+        </w:rPr>
+        <w:t>:</w:t>
       </w:r>
     </w:p>
     <w:p>
@@ -284,22 +578,177 @@
         <w:pStyle w:val="Heading3"/>
       </w:pPr>
       <w:r>
+        <w:t>Thinking habit</w:t>
+      </w:r>
+    </w:p>
+    <w:p>
+      <w:pPr>
+        <w:spacing w:line="336" w:lineRule="auto" w:after="180"/>
+        <w:shd w:fill="EDF7F3"/>
+      </w:pPr>
+      <w:r>
+        <w:rPr>
+          <w:b w:val="0"/>
+        </w:rPr>
+        <w:t xml:space="preserve">GOOD THINKING  A </w:t>
+      </w:r>
+      <w:r>
+        <w:rPr>
+          <w:b/>
+        </w:rPr>
+        <w:t>prediction</w:t>
+      </w:r>
+      <w:r>
+        <w:rPr>
+          <w:b w:val="0"/>
+        </w:rPr>
+        <w:t xml:space="preserve"> can change when stronger </w:t>
+      </w:r>
+      <w:r>
+        <w:rPr>
+          <w:b/>
+        </w:rPr>
+        <w:t>evidence</w:t>
+      </w:r>
+      <w:r>
+        <w:rPr>
+          <w:b w:val="0"/>
+        </w:rPr>
+        <w:t xml:space="preserve"> appears.</w:t>
+      </w:r>
+    </w:p>
+    <w:p>
+      <w:pPr>
+        <w:pStyle w:val="Heading3"/>
+      </w:pPr>
+      <w:r>
         <w:t>A closer explanation</w:t>
       </w:r>
     </w:p>
     <w:p>
-      <w:r>
-        <w:t>A rule chosen to fit examples may work differently on new cases. To investigate that difference, reserve a set of examples before development. Use the development examples to choose the model. Keep the final test examples separate until the model is fixed, then evaluate that recorded model.</w:t>
-      </w:r>
-    </w:p>
-    <w:p>
-      <w:r>
-        <w:t>In this paper activity, a teacher keeps the reserved examples in an envelope. Record the input contract, feature, category rule and model version before opening it. Once the input values are revealed, predict using the frozen model before revealing their comparison labels. This prevents copying the labels into the predictions.</w:t>
-      </w:r>
-    </w:p>
-    <w:p>
-      <w:r>
-        <w:t>The worked example below describes a completed experiment, so its test labels are visible for discussion. It is not an unseen test for you. In the workbook experiment, the teacher will supply a separate set of comparison labels after you have saved your predictions. All data are imaginary classroom records.</w:t>
+      <w:pPr>
+        <w:spacing w:line="336" w:lineRule="auto" w:after="180"/>
+      </w:pPr>
+      <w:r>
+        <w:rPr>
+          <w:b w:val="0"/>
+        </w:rPr>
+        <w:t xml:space="preserve">A rule chosen to fit examples may work differently on new cases. To investigate that difference, reserve a set of examples before development. Use the </w:t>
+      </w:r>
+      <w:r>
+        <w:rPr>
+          <w:b/>
+        </w:rPr>
+        <w:t>development examples</w:t>
+      </w:r>
+      <w:r>
+        <w:rPr>
+          <w:b w:val="0"/>
+        </w:rPr>
+        <w:t xml:space="preserve"> to choose the model.</w:t>
+      </w:r>
+    </w:p>
+    <w:p>
+      <w:pPr>
+        <w:spacing w:line="336" w:lineRule="auto" w:after="180"/>
+      </w:pPr>
+      <w:r>
+        <w:rPr>
+          <w:b w:val="0"/>
+        </w:rPr>
+        <w:t>Keep the final test examples separate until the model is fixed, then evaluate that recorded model.</w:t>
+      </w:r>
+    </w:p>
+    <w:p>
+      <w:pPr>
+        <w:spacing w:line="336" w:lineRule="auto" w:after="180"/>
+      </w:pPr>
+      <w:r>
+        <w:rPr>
+          <w:b w:val="0"/>
+        </w:rPr>
+        <w:t xml:space="preserve">In this paper activity, a teacher keeps the reserved examples in an envelope. Record the </w:t>
+      </w:r>
+      <w:r>
+        <w:rPr>
+          <w:b/>
+        </w:rPr>
+        <w:t>input</w:t>
+      </w:r>
+      <w:r>
+        <w:rPr>
+          <w:b w:val="0"/>
+        </w:rPr>
+        <w:t xml:space="preserve"> contract, feature, category rule and model version before opening it.</w:t>
+      </w:r>
+    </w:p>
+    <w:p>
+      <w:pPr>
+        <w:spacing w:line="336" w:lineRule="auto" w:after="180"/>
+      </w:pPr>
+      <w:r>
+        <w:rPr>
+          <w:b w:val="0"/>
+        </w:rPr>
+        <w:t xml:space="preserve">Once the </w:t>
+      </w:r>
+      <w:r>
+        <w:rPr>
+          <w:b/>
+        </w:rPr>
+        <w:t>input</w:t>
+      </w:r>
+      <w:r>
+        <w:rPr>
+          <w:b w:val="0"/>
+        </w:rPr>
+        <w:t xml:space="preserve"> values are revealed, predict using the frozen model before revealing their comparison labels. This prevents copying the labels into the </w:t>
+      </w:r>
+      <w:r>
+        <w:rPr>
+          <w:b/>
+        </w:rPr>
+        <w:t>prediction</w:t>
+      </w:r>
+      <w:r>
+        <w:rPr>
+          <w:b w:val="0"/>
+        </w:rPr>
+        <w:t>s.</w:t>
+      </w:r>
+    </w:p>
+    <w:p>
+      <w:pPr>
+        <w:spacing w:line="336" w:lineRule="auto" w:after="180"/>
+      </w:pPr>
+      <w:r>
+        <w:rPr>
+          <w:b w:val="0"/>
+        </w:rPr>
+        <w:t>The worked example below describes a completed experiment, so its test labels are visible for discussion. It is not an unseen test for you.</w:t>
+      </w:r>
+    </w:p>
+    <w:p>
+      <w:pPr>
+        <w:spacing w:line="336" w:lineRule="auto" w:after="180"/>
+      </w:pPr>
+      <w:r>
+        <w:rPr>
+          <w:b w:val="0"/>
+        </w:rPr>
+        <w:t xml:space="preserve">In the workbook experiment, the teacher will supply a separate set of comparison labels after you have saved your </w:t>
+      </w:r>
+      <w:r>
+        <w:rPr>
+          <w:b/>
+        </w:rPr>
+        <w:t>prediction</w:t>
+      </w:r>
+      <w:r>
+        <w:rPr>
+          <w:b w:val="0"/>
+        </w:rPr>
+        <w:t>s. All data are imaginary classroom records.</w:t>
       </w:r>
     </w:p>
     <w:p>
@@ -312,7 +761,24 @@
     </w:p>
     <w:p>
       <w:r>
-        <w:t>VISUAL MECHANISM</w:t>
+        <w:t>Follow the mechanism for Save New Examples for Testing. Connect each labelled input, deciding step and result.</w:t>
+      </w:r>
+    </w:p>
+    <w:p>
+      <w:pPr>
+        <w:spacing w:line="336" w:lineRule="auto" w:after="180"/>
+      </w:pPr>
+      <w:r>
+        <w:rPr>
+          <w:b/>
+        </w:rPr>
+        <w:t xml:space="preserve">VISUAL </w:t>
+      </w:r>
+      <w:r>
+        <w:rPr>
+          <w:b/>
+        </w:rPr>
+        <w:t>MECHANISM</w:t>
       </w:r>
     </w:p>
     <w:p>
@@ -324,7 +790,13 @@
       </w:r>
     </w:p>
     <w:p>
-      <w:r>
+      <w:pPr>
+        <w:spacing w:line="336" w:lineRule="auto" w:after="180"/>
+      </w:pPr>
+      <w:r>
+        <w:rPr>
+          <w:b w:val="0"/>
+        </w:rPr>
         <w:t>Follow the information instead of imagining magic inside the machine.</w:t>
       </w:r>
     </w:p>
@@ -437,32 +909,200 @@
       </w:r>
     </w:p>
     <w:p>
-      <w:r>
-        <w:t>INPUT  all labeled cards</w:t>
-      </w:r>
-    </w:p>
-    <w:p>
-      <w:r>
-        <w:t>PROCESS  separate training and untouched testing before rule creation</w:t>
-      </w:r>
-    </w:p>
-    <w:p>
-      <w:r>
-        <w:t>OUTPUT  honest performance evidence on new cards</w:t>
-      </w:r>
-    </w:p>
-    <w:p>
-      <w:r>
-        <w:t>CORE IDEA  A fair test uses examples not used to create the decision process.</w:t>
-      </w:r>
-    </w:p>
-    <w:p>
-      <w:r>
-        <w:t>UNDER THE HOOD  Evaluation on training data is optimistically biased. A holdout test set estimates behavior on unseen examples only if it remains untouched during design. Repeatedly tuning to test results leaks information and turns the test into training.</w:t>
-      </w:r>
-    </w:p>
-    <w:p>
-      <w:r>
+      <w:pPr>
+        <w:spacing w:line="336" w:lineRule="auto" w:after="180"/>
+      </w:pPr>
+      <w:r>
+        <w:rPr>
+          <w:b/>
+        </w:rPr>
+        <w:t>INPUT</w:t>
+      </w:r>
+      <w:r>
+        <w:rPr>
+          <w:b w:val="0"/>
+        </w:rPr>
+        <w:t xml:space="preserve">  all labeled cards</w:t>
+      </w:r>
+    </w:p>
+    <w:p>
+      <w:pPr>
+        <w:spacing w:line="336" w:lineRule="auto" w:after="180"/>
+      </w:pPr>
+      <w:r>
+        <w:rPr>
+          <w:b/>
+        </w:rPr>
+        <w:t>PROCESS</w:t>
+      </w:r>
+      <w:r>
+        <w:rPr>
+          <w:b w:val="0"/>
+        </w:rPr>
+        <w:t xml:space="preserve">  separate </w:t>
+      </w:r>
+      <w:r>
+        <w:rPr>
+          <w:b/>
+        </w:rPr>
+        <w:t>training</w:t>
+      </w:r>
+      <w:r>
+        <w:rPr>
+          <w:b w:val="0"/>
+        </w:rPr>
+        <w:t xml:space="preserve"> and untouched testing before rule creation</w:t>
+      </w:r>
+    </w:p>
+    <w:p>
+      <w:pPr>
+        <w:spacing w:line="336" w:lineRule="auto" w:after="180"/>
+      </w:pPr>
+      <w:r>
+        <w:rPr>
+          <w:b/>
+        </w:rPr>
+        <w:t>OUTPUT</w:t>
+      </w:r>
+      <w:r>
+        <w:rPr>
+          <w:b w:val="0"/>
+        </w:rPr>
+        <w:t xml:space="preserve">  honest performance </w:t>
+      </w:r>
+      <w:r>
+        <w:rPr>
+          <w:b/>
+        </w:rPr>
+        <w:t>evidence</w:t>
+      </w:r>
+      <w:r>
+        <w:rPr>
+          <w:b w:val="0"/>
+        </w:rPr>
+        <w:t xml:space="preserve"> on new cards</w:t>
+      </w:r>
+    </w:p>
+    <w:p>
+      <w:pPr>
+        <w:pStyle w:val="Heading3"/>
+      </w:pPr>
+      <w:r>
+        <w:t>Key idea</w:t>
+      </w:r>
+    </w:p>
+    <w:p>
+      <w:pPr>
+        <w:spacing w:line="336" w:lineRule="auto" w:after="180"/>
+        <w:shd w:fill="EDF7F3"/>
+      </w:pPr>
+      <w:r>
+        <w:rPr>
+          <w:b w:val="0"/>
+        </w:rPr>
+        <w:t xml:space="preserve">CORE IDEA  A fair test uses examples not used to create the decision </w:t>
+      </w:r>
+      <w:r>
+        <w:rPr>
+          <w:b/>
+        </w:rPr>
+        <w:t>process</w:t>
+      </w:r>
+      <w:r>
+        <w:rPr>
+          <w:b w:val="0"/>
+        </w:rPr>
+        <w:t>.</w:t>
+      </w:r>
+    </w:p>
+    <w:p>
+      <w:pPr>
+        <w:pStyle w:val="Heading3"/>
+      </w:pPr>
+      <w:r>
+        <w:t>How the mechanism works</w:t>
+      </w:r>
+    </w:p>
+    <w:p>
+      <w:pPr>
+        <w:spacing w:line="336" w:lineRule="auto" w:after="180"/>
+        <w:shd w:fill="F1F6F8"/>
+      </w:pPr>
+      <w:r>
+        <w:rPr>
+          <w:b w:val="0"/>
+        </w:rPr>
+        <w:t xml:space="preserve">UNDER THE HOOD  Evaluation on </w:t>
+      </w:r>
+      <w:r>
+        <w:rPr>
+          <w:b/>
+        </w:rPr>
+        <w:t>training</w:t>
+      </w:r>
+      <w:r>
+        <w:rPr>
+          <w:b w:val="0"/>
+        </w:rPr>
+        <w:t xml:space="preserve"> data is optimistically biased. A </w:t>
+      </w:r>
+      <w:r>
+        <w:rPr>
+          <w:b/>
+        </w:rPr>
+        <w:t>holdout</w:t>
+      </w:r>
+      <w:r>
+        <w:rPr>
+          <w:b w:val="0"/>
+        </w:rPr>
+        <w:t xml:space="preserve"> </w:t>
+      </w:r>
+      <w:r>
+        <w:rPr>
+          <w:b/>
+        </w:rPr>
+        <w:t>test set</w:t>
+      </w:r>
+      <w:r>
+        <w:rPr>
+          <w:b w:val="0"/>
+        </w:rPr>
+        <w:t xml:space="preserve"> estimates behavior on unseen examples only if it remains untouched during design.</w:t>
+      </w:r>
+    </w:p>
+    <w:p>
+      <w:pPr>
+        <w:spacing w:line="336" w:lineRule="auto" w:after="180"/>
+        <w:shd w:fill="F1F6F8"/>
+      </w:pPr>
+      <w:r>
+        <w:rPr>
+          <w:b w:val="0"/>
+        </w:rPr>
+        <w:t xml:space="preserve">Repeatedly tuning to test results leaks information and turns the test into </w:t>
+      </w:r>
+      <w:r>
+        <w:rPr>
+          <w:b/>
+        </w:rPr>
+        <w:t>training</w:t>
+      </w:r>
+      <w:r>
+        <w:rPr>
+          <w:b w:val="0"/>
+        </w:rPr>
+        <w:t>.</w:t>
+      </w:r>
+    </w:p>
+    <w:p>
+      <w:pPr>
+        <w:spacing w:line="336" w:lineRule="auto" w:after="180"/>
+      </w:pPr>
+      <w:r>
+        <w:rPr>
+          <w:b w:val="0"/>
+        </w:rPr>
         <w:t>Draw a fresh example with all three stages:</w:t>
       </w:r>
     </w:p>
@@ -631,13 +1271,83 @@
       </w:r>
     </w:p>
     <w:p>
-      <w:r>
-        <w:t>In the completed experiment, development towers at heights 2, 4, 6 and 8 cm have labels short, short, tall and tall. Candidates predict tall at or above 5 or 6 cm. Both fit all four labels; the stated smaller-threshold tie rule selects 5. The team freezes model TowerA with threshold 5.</w:t>
-      </w:r>
-    </w:p>
-    <w:p>
-      <w:r>
-        <w:t>The reserved inputs are different records at heights 3, 5, 7 and 9 cm. TowerA accepts whole cm heights from 1 through 10. It predicts short, tall, tall and tall. These predictions are saved before the reserved labels are opened. The comparison below records what happened, including the failure.</w:t>
+      <w:pPr>
+        <w:spacing w:line="336" w:lineRule="auto" w:after="180"/>
+      </w:pPr>
+      <w:r>
+        <w:rPr>
+          <w:b w:val="0"/>
+        </w:rPr>
+        <w:t>In the completed experiment, development towers at heights 2, 4, 6 and 8 cm have labels short, short, tall and tall. Candidates predict tall at or above 5 or 6 cm.</w:t>
+      </w:r>
+    </w:p>
+    <w:p>
+      <w:pPr>
+        <w:spacing w:line="336" w:lineRule="auto" w:after="180"/>
+      </w:pPr>
+      <w:r>
+        <w:rPr>
+          <w:b w:val="0"/>
+        </w:rPr>
+        <w:t xml:space="preserve">Both fit all four labels; the stated smaller-threshold tie rule selects 5. The team </w:t>
+      </w:r>
+      <w:r>
+        <w:rPr>
+          <w:b/>
+        </w:rPr>
+        <w:t>freeze</w:t>
+      </w:r>
+      <w:r>
+        <w:rPr>
+          <w:b w:val="0"/>
+        </w:rPr>
+        <w:t>s model TowerA with threshold 5.</w:t>
+      </w:r>
+    </w:p>
+    <w:p>
+      <w:pPr>
+        <w:spacing w:line="336" w:lineRule="auto" w:after="180"/>
+      </w:pPr>
+      <w:r>
+        <w:rPr>
+          <w:b w:val="0"/>
+        </w:rPr>
+        <w:t xml:space="preserve">The reserved </w:t>
+      </w:r>
+      <w:r>
+        <w:rPr>
+          <w:b/>
+        </w:rPr>
+        <w:t>input</w:t>
+      </w:r>
+      <w:r>
+        <w:rPr>
+          <w:b w:val="0"/>
+        </w:rPr>
+        <w:t>s are different records at heights 3, 5, 7 and 9 cm. TowerA accepts whole cm heights from 1 through 10. It predicts short, tall, tall and tall.</w:t>
+      </w:r>
+    </w:p>
+    <w:p>
+      <w:pPr>
+        <w:spacing w:line="336" w:lineRule="auto" w:after="180"/>
+      </w:pPr>
+      <w:r>
+        <w:rPr>
+          <w:b w:val="0"/>
+        </w:rPr>
+        <w:t xml:space="preserve">These </w:t>
+      </w:r>
+      <w:r>
+        <w:rPr>
+          <w:b/>
+        </w:rPr>
+        <w:t>prediction</w:t>
+      </w:r>
+      <w:r>
+        <w:rPr>
+          <w:b w:val="0"/>
+        </w:rPr>
+        <w:t>s are saved before the reserved labels are opened. The comparison below records what happened, including the failure.</w:t>
       </w:r>
     </w:p>
     <w:p>
@@ -649,8 +1359,26 @@
       </w:r>
     </w:p>
     <w:p>
-      <w:r>
-        <w:t>Point to the input, the deciding step and the result in this week’s visual. Explain the same step in ordinary words. A picture helps when you can say what each part represents.</w:t>
+      <w:pPr>
+        <w:spacing w:line="336" w:lineRule="auto" w:after="180"/>
+      </w:pPr>
+      <w:r>
+        <w:rPr>
+          <w:b w:val="0"/>
+        </w:rPr>
+        <w:t xml:space="preserve">Point to the </w:t>
+      </w:r>
+      <w:r>
+        <w:rPr>
+          <w:b/>
+        </w:rPr>
+        <w:t>input</w:t>
+      </w:r>
+      <w:r>
+        <w:rPr>
+          <w:b w:val="0"/>
+        </w:rPr>
+        <w:t>, the deciding step and the result in this week’s visual. Explain the same step in ordinary words. A picture helps when you can say what each part represents.</w:t>
       </w:r>
     </w:p>
     <w:p>
@@ -663,6 +1391,17 @@
     </w:p>
     <w:p>
       <w:r>
+        <w:t>Compare the supplied cases for Save New Examples for Testing. Identify the detail that changes the conclusion.</w:t>
+      </w:r>
+    </w:p>
+    <w:p>
+      <w:pPr>
+        <w:spacing w:line="336" w:lineRule="auto" w:after="180"/>
+      </w:pPr>
+      <w:r>
+        <w:rPr>
+          <w:b/>
+        </w:rPr>
         <w:t>PICTURE GALLERY</w:t>
       </w:r>
     </w:p>
@@ -675,8 +1414,26 @@
       </w:r>
     </w:p>
     <w:p>
-      <w:r>
-        <w:t>Use the visual cue, then read the evidence carefully.</w:t>
+      <w:pPr>
+        <w:spacing w:line="336" w:lineRule="auto" w:after="180"/>
+      </w:pPr>
+      <w:r>
+        <w:rPr>
+          <w:b w:val="0"/>
+        </w:rPr>
+        <w:t xml:space="preserve">Use the visual cue, then read the </w:t>
+      </w:r>
+      <w:r>
+        <w:rPr>
+          <w:b/>
+        </w:rPr>
+        <w:t>evidence</w:t>
+      </w:r>
+      <w:r>
+        <w:rPr>
+          <w:b w:val="0"/>
+        </w:rPr>
+        <w:t xml:space="preserve"> carefully.</w:t>
       </w:r>
     </w:p>
     <w:p>
@@ -824,56 +1581,273 @@
       </w:r>
     </w:p>
     <w:p>
-      <w:r>
-        <w:t>CASE 1 — Card used to write rule  Clue: belongs in learn pile. Meaning: training evidence.</w:t>
-      </w:r>
-    </w:p>
-    <w:p>
-      <w:r>
-        <w:t>CASE 2 — Sealed card  Clue: unseen until final run. Meaning: test evidence.</w:t>
-      </w:r>
-    </w:p>
-    <w:p>
-      <w:r>
-        <w:t>CASE 3 — Peek then revise  Clue: test influenced process. Meaning: leakage.</w:t>
-      </w:r>
-    </w:p>
-    <w:p>
-      <w:r>
+      <w:pPr>
+        <w:pStyle w:val="Heading3"/>
+      </w:pPr>
+      <w:r>
+        <w:t>The case to investigate</w:t>
+      </w:r>
+    </w:p>
+    <w:p>
+      <w:pPr>
+        <w:spacing w:line="336" w:lineRule="auto" w:after="180"/>
+        <w:shd w:fill="F1F6FC"/>
+      </w:pPr>
+      <w:r>
+        <w:rPr>
+          <w:b w:val="0"/>
+        </w:rPr>
+        <w:t xml:space="preserve">CASE 1 — Card used to write rule  Clue: belongs in learn pile. Meaning: </w:t>
+      </w:r>
+      <w:r>
+        <w:rPr>
+          <w:b/>
+        </w:rPr>
+        <w:t>training</w:t>
+      </w:r>
+      <w:r>
+        <w:rPr>
+          <w:b w:val="0"/>
+        </w:rPr>
+        <w:t xml:space="preserve"> </w:t>
+      </w:r>
+      <w:r>
+        <w:rPr>
+          <w:b/>
+        </w:rPr>
+        <w:t>evidence</w:t>
+      </w:r>
+      <w:r>
+        <w:rPr>
+          <w:b w:val="0"/>
+        </w:rPr>
+        <w:t>.</w:t>
+      </w:r>
+    </w:p>
+    <w:p>
+      <w:pPr>
+        <w:pStyle w:val="Heading3"/>
+      </w:pPr>
+      <w:r>
+        <w:t>The case to investigate</w:t>
+      </w:r>
+    </w:p>
+    <w:p>
+      <w:pPr>
+        <w:spacing w:line="336" w:lineRule="auto" w:after="180"/>
+        <w:shd w:fill="F1F6FC"/>
+      </w:pPr>
+      <w:r>
+        <w:rPr>
+          <w:b w:val="0"/>
+        </w:rPr>
+        <w:t xml:space="preserve">CASE 2 — Sealed card  Clue: unseen until final run. Meaning: test </w:t>
+      </w:r>
+      <w:r>
+        <w:rPr>
+          <w:b/>
+        </w:rPr>
+        <w:t>evidence</w:t>
+      </w:r>
+      <w:r>
+        <w:rPr>
+          <w:b w:val="0"/>
+        </w:rPr>
+        <w:t>.</w:t>
+      </w:r>
+    </w:p>
+    <w:p>
+      <w:pPr>
+        <w:pStyle w:val="Heading3"/>
+      </w:pPr>
+      <w:r>
+        <w:t>The case to investigate</w:t>
+      </w:r>
+    </w:p>
+    <w:p>
+      <w:pPr>
+        <w:spacing w:line="336" w:lineRule="auto" w:after="180"/>
+        <w:shd w:fill="F1F6FC"/>
+      </w:pPr>
+      <w:r>
+        <w:rPr>
+          <w:b w:val="0"/>
+        </w:rPr>
+        <w:t xml:space="preserve">CASE 3 — Peek then revise  Clue: test influenced </w:t>
+      </w:r>
+      <w:r>
+        <w:rPr>
+          <w:b/>
+        </w:rPr>
+        <w:t>process</w:t>
+      </w:r>
+      <w:r>
+        <w:rPr>
+          <w:b w:val="0"/>
+        </w:rPr>
+        <w:t>. Meaning: leakage.</w:t>
+      </w:r>
+    </w:p>
+    <w:p>
+      <w:pPr>
+        <w:pStyle w:val="Heading3"/>
+      </w:pPr>
+      <w:r>
+        <w:t>The case to investigate</w:t>
+      </w:r>
+    </w:p>
+    <w:p>
+      <w:pPr>
+        <w:spacing w:line="336" w:lineRule="auto" w:after="180"/>
+        <w:shd w:fill="F1F6FC"/>
+      </w:pPr>
+      <w:r>
+        <w:rPr>
+          <w:b w:val="0"/>
+        </w:rPr>
         <w:t>CASE 4 — Fresh local card  Clue: new after design. Meaning: strong transfer check.</w:t>
       </w:r>
     </w:p>
     <w:p>
-      <w:r>
-        <w:t>BOUNDARY  A test set stops being independent when its answers guide revisions.</w:t>
-      </w:r>
-    </w:p>
-    <w:p>
-      <w:r>
-        <w:t>Which two pictures are easiest to confuse? What evidence separates them?</w:t>
-      </w:r>
-    </w:p>
-    <w:p>
       <w:pPr>
         <w:pStyle w:val="Heading3"/>
       </w:pPr>
       <w:r>
+        <w:t>Keep this boundary clear</w:t>
+      </w:r>
+    </w:p>
+    <w:p>
+      <w:pPr>
+        <w:spacing w:line="336" w:lineRule="auto" w:after="180"/>
+        <w:shd w:fill="FFF5E6"/>
+      </w:pPr>
+      <w:r>
+        <w:rPr>
+          <w:b w:val="0"/>
+        </w:rPr>
+        <w:t xml:space="preserve">BOUNDARY  A </w:t>
+      </w:r>
+      <w:r>
+        <w:rPr>
+          <w:b/>
+        </w:rPr>
+        <w:t>test set</w:t>
+      </w:r>
+      <w:r>
+        <w:rPr>
+          <w:b w:val="0"/>
+        </w:rPr>
+        <w:t xml:space="preserve"> stops being independent when its answers guide revisions.</w:t>
+      </w:r>
+    </w:p>
+    <w:p>
+      <w:pPr>
+        <w:spacing w:line="336" w:lineRule="auto" w:after="180"/>
+        <w:shd w:fill="F5F1FB"/>
+      </w:pPr>
+      <w:r>
+        <w:rPr>
+          <w:b w:val="0"/>
+        </w:rPr>
+        <w:t xml:space="preserve">Which two pictures are easiest to confuse? What </w:t>
+      </w:r>
+      <w:r>
+        <w:rPr>
+          <w:b/>
+        </w:rPr>
+        <w:t>evidence</w:t>
+      </w:r>
+      <w:r>
+        <w:rPr>
+          <w:b w:val="0"/>
+        </w:rPr>
+        <w:t xml:space="preserve"> separates them?</w:t>
+      </w:r>
+    </w:p>
+    <w:p>
+      <w:pPr>
+        <w:pStyle w:val="Heading3"/>
+      </w:pPr>
+      <w:r>
         <w:t>Change one thing in the pictured case</w:t>
       </w:r>
     </w:p>
     <w:p>
-      <w:r>
+      <w:pPr>
+        <w:pStyle w:val="Heading3"/>
+      </w:pPr>
+      <w:r>
+        <w:t>Change one thing</w:t>
+      </w:r>
+    </w:p>
+    <w:p>
+      <w:pPr>
+        <w:spacing w:line="336" w:lineRule="auto" w:after="180"/>
+        <w:shd w:fill="F5F1FB"/>
+      </w:pPr>
+      <w:r>
+        <w:rPr>
+          <w:b w:val="0"/>
+        </w:rPr>
         <w:t>Change: After feedback, change the boundary to 5.</w:t>
       </w:r>
     </w:p>
     <w:p>
-      <w:r>
-        <w:t>Prediction: The revised rule matches all four known labels but needs a different final test.</w:t>
-      </w:r>
-    </w:p>
-    <w:p>
-      <w:r>
-        <w:t>Reason: These labels influenced the revision, so replaying them is evidence of repair rather than unseen performance.</w:t>
+      <w:pPr>
+        <w:pStyle w:val="Heading3"/>
+      </w:pPr>
+      <w:r>
+        <w:t>Predicted result</w:t>
+      </w:r>
+    </w:p>
+    <w:p>
+      <w:pPr>
+        <w:spacing w:line="336" w:lineRule="auto" w:after="180"/>
+        <w:shd w:fill="F1F6FC"/>
+      </w:pPr>
+      <w:r>
+        <w:rPr>
+          <w:b/>
+        </w:rPr>
+        <w:t>Prediction</w:t>
+      </w:r>
+      <w:r>
+        <w:rPr>
+          <w:b w:val="0"/>
+        </w:rPr>
+        <w:t>: The revised rule matches all four known labels but needs a different final test.</w:t>
+      </w:r>
+    </w:p>
+    <w:p>
+      <w:pPr>
+        <w:pStyle w:val="Heading3"/>
+      </w:pPr>
+      <w:r>
+        <w:t>Why the result follows</w:t>
+      </w:r>
+    </w:p>
+    <w:p>
+      <w:pPr>
+        <w:spacing w:line="336" w:lineRule="auto" w:after="180"/>
+        <w:shd w:fill="F1F6FC"/>
+      </w:pPr>
+      <w:r>
+        <w:rPr>
+          <w:b w:val="0"/>
+        </w:rPr>
+        <w:t xml:space="preserve">Reason: These labels influenced the revision, so replaying them is </w:t>
+      </w:r>
+      <w:r>
+        <w:rPr>
+          <w:b/>
+        </w:rPr>
+        <w:t>evidence</w:t>
+      </w:r>
+      <w:r>
+        <w:rPr>
+          <w:b w:val="0"/>
+        </w:rPr>
+        <w:t xml:space="preserve"> of repair rather than unseen performance.</w:t>
       </w:r>
     </w:p>
     <w:p>
@@ -886,6 +1860,17 @@
     </w:p>
     <w:p>
       <w:r>
+        <w:t>Use the vocabulary of Save New Examples for Testing to explain a concrete decision, rather than only memorising definitions.</w:t>
+      </w:r>
+    </w:p>
+    <w:p>
+      <w:pPr>
+        <w:spacing w:line="336" w:lineRule="auto" w:after="180"/>
+      </w:pPr>
+      <w:r>
+        <w:rPr>
+          <w:b/>
+        </w:rPr>
         <w:t>VOCABULARY</w:t>
       </w:r>
     </w:p>
@@ -898,7 +1883,13 @@
       </w:r>
     </w:p>
     <w:p>
-      <w:r>
+      <w:pPr>
+        <w:spacing w:line="336" w:lineRule="auto" w:after="180"/>
+      </w:pPr>
+      <w:r>
+        <w:rPr>
+          <w:b w:val="0"/>
+        </w:rPr>
         <w:t>The badge is a memory cue; the definition does the real thinking work.</w:t>
       </w:r>
     </w:p>
@@ -1222,17 +2213,57 @@
       </w:r>
     </w:p>
     <w:p>
-      <w:r>
+      <w:pPr>
+        <w:pStyle w:val="Heading3"/>
+      </w:pPr>
+      <w:r>
+        <w:t>Find the unsupported claim</w:t>
+      </w:r>
+    </w:p>
+    <w:p>
+      <w:pPr>
+        <w:spacing w:line="336" w:lineRule="auto" w:after="180"/>
+        <w:shd w:fill="F5F1FB"/>
+      </w:pPr>
+      <w:r>
+        <w:rPr>
+          <w:b w:val="0"/>
+        </w:rPr>
         <w:t>CLAIM TO REPAIR  Testing on familiar cards is fair because there are more correct answers.</w:t>
       </w:r>
     </w:p>
     <w:p>
-      <w:r>
-        <w:t>Use one vocabulary word and one piece of evidence to repair it:</w:t>
-      </w:r>
-    </w:p>
-    <w:p>
-      <w:r>
+      <w:pPr>
+        <w:spacing w:line="336" w:lineRule="auto" w:after="180"/>
+      </w:pPr>
+      <w:r>
+        <w:rPr>
+          <w:b w:val="0"/>
+        </w:rPr>
+        <w:t xml:space="preserve">Use one vocabulary word and one piece of </w:t>
+      </w:r>
+      <w:r>
+        <w:rPr>
+          <w:b/>
+        </w:rPr>
+        <w:t>evidence</w:t>
+      </w:r>
+      <w:r>
+        <w:rPr>
+          <w:b w:val="0"/>
+        </w:rPr>
+        <w:t xml:space="preserve"> to repair it:</w:t>
+      </w:r>
+    </w:p>
+    <w:p>
+      <w:pPr>
+        <w:spacing w:line="336" w:lineRule="auto" w:after="180"/>
+        <w:shd w:fill="EDF7F3"/>
+      </w:pPr>
+      <w:r>
+        <w:rPr>
+          <w:b w:val="0"/>
+        </w:rPr>
         <w:t>WORD POWER  A strong definition helps you decide something in a new case.</w:t>
       </w:r>
     </w:p>
@@ -1400,6 +2431,17 @@
     </w:p>
     <w:p>
       <w:r>
+        <w:t>Follow the worked trace for Save New Examples for Testing, predict a step, then compare with its explanation.</w:t>
+      </w:r>
+    </w:p>
+    <w:p>
+      <w:pPr>
+        <w:spacing w:line="336" w:lineRule="auto" w:after="180"/>
+      </w:pPr>
+      <w:r>
+        <w:rPr>
+          <w:b/>
+        </w:rPr>
         <w:t>WORKED EXAMPLE</w:t>
       </w:r>
     </w:p>
@@ -1412,8 +2454,26 @@
       </w:r>
     </w:p>
     <w:p>
-      <w:r>
-        <w:t>Every step connects a claim to observable evidence.</w:t>
+      <w:pPr>
+        <w:spacing w:line="336" w:lineRule="auto" w:after="180"/>
+      </w:pPr>
+      <w:r>
+        <w:rPr>
+          <w:b w:val="0"/>
+        </w:rPr>
+        <w:t xml:space="preserve">Every step connects a claim to observable </w:t>
+      </w:r>
+      <w:r>
+        <w:rPr>
+          <w:b/>
+        </w:rPr>
+        <w:t>evidence</w:t>
+      </w:r>
+      <w:r>
+        <w:rPr>
+          <w:b w:val="0"/>
+        </w:rPr>
+        <w:t>.</w:t>
       </w:r>
     </w:p>
     <w:p>
@@ -1453,38 +2513,243 @@
       </w:r>
     </w:p>
     <w:p>
-      <w:r>
+      <w:pPr>
+        <w:pStyle w:val="Heading3"/>
+      </w:pPr>
+      <w:r>
+        <w:t>The case to investigate</w:t>
+      </w:r>
+    </w:p>
+    <w:p>
+      <w:pPr>
+        <w:spacing w:line="336" w:lineRule="auto" w:after="180"/>
+        <w:shd w:fill="F1F6FC"/>
+      </w:pPr>
+      <w:r>
+        <w:rPr>
+          <w:b w:val="0"/>
+        </w:rPr>
         <w:t>CASE  If a sorter sees every mystery card while its rule is being created, later success on those same cards does not show transfer.</w:t>
       </w:r>
     </w:p>
     <w:p>
-      <w:r>
+      <w:pPr>
+        <w:pStyle w:val="Heading3"/>
+      </w:pPr>
+      <w:r>
+        <w:t>Step 1</w:t>
+      </w:r>
+    </w:p>
+    <w:p>
+      <w:pPr>
+        <w:spacing w:line="336" w:lineRule="auto" w:after="180"/>
+        <w:shd w:fill="F4F9FC"/>
+      </w:pPr>
+      <w:r>
+        <w:rPr>
+          <w:b w:val="0"/>
+        </w:rPr>
         <w:t>STEP 1 — OBSERVE  all labeled cards</w:t>
       </w:r>
     </w:p>
     <w:p>
-      <w:r>
-        <w:t>STEP 2 — TRACE  separate training and untouched testing before rule creation</w:t>
-      </w:r>
-    </w:p>
-    <w:p>
-      <w:r>
-        <w:t>STEP 3 — CONCLUDE  honest performance evidence on new cards</w:t>
-      </w:r>
-    </w:p>
-    <w:p>
-      <w:r>
-        <w:t>MODEL REASONING  Randomly or deliberately reserve representative cards first. Create the decision process using only the learning pile. Open the test pile once for evidence, record every result, and do not call the revised process tested until a new holdout exists.</w:t>
-      </w:r>
-    </w:p>
-    <w:p>
-      <w:r>
-        <w:t>DO NOT OVERCLAIM  A test set stops being independent when its answers guide revisions.</w:t>
-      </w:r>
-    </w:p>
-    <w:p>
-      <w:r>
-        <w:t>What new evidence could change this answer?</w:t>
+      <w:pPr>
+        <w:pStyle w:val="Heading3"/>
+      </w:pPr>
+      <w:r>
+        <w:t>Step 2</w:t>
+      </w:r>
+    </w:p>
+    <w:p>
+      <w:pPr>
+        <w:spacing w:line="336" w:lineRule="auto" w:after="180"/>
+        <w:shd w:fill="F4F9FC"/>
+      </w:pPr>
+      <w:r>
+        <w:rPr>
+          <w:b w:val="0"/>
+        </w:rPr>
+        <w:t xml:space="preserve">STEP 2 — TRACE  separate </w:t>
+      </w:r>
+      <w:r>
+        <w:rPr>
+          <w:b/>
+        </w:rPr>
+        <w:t>training</w:t>
+      </w:r>
+      <w:r>
+        <w:rPr>
+          <w:b w:val="0"/>
+        </w:rPr>
+        <w:t xml:space="preserve"> and untouched testing before rule creation</w:t>
+      </w:r>
+    </w:p>
+    <w:p>
+      <w:pPr>
+        <w:pStyle w:val="Heading3"/>
+      </w:pPr>
+      <w:r>
+        <w:t>Step 3</w:t>
+      </w:r>
+    </w:p>
+    <w:p>
+      <w:pPr>
+        <w:spacing w:line="336" w:lineRule="auto" w:after="180"/>
+        <w:shd w:fill="F4F9FC"/>
+      </w:pPr>
+      <w:r>
+        <w:rPr>
+          <w:b w:val="0"/>
+        </w:rPr>
+        <w:t xml:space="preserve">STEP 3 — CONCLUDE  honest performance </w:t>
+      </w:r>
+      <w:r>
+        <w:rPr>
+          <w:b/>
+        </w:rPr>
+        <w:t>evidence</w:t>
+      </w:r>
+      <w:r>
+        <w:rPr>
+          <w:b w:val="0"/>
+        </w:rPr>
+        <w:t xml:space="preserve"> on new cards</w:t>
+      </w:r>
+    </w:p>
+    <w:p>
+      <w:pPr>
+        <w:pStyle w:val="Heading3"/>
+      </w:pPr>
+      <w:r>
+        <w:t>Model answer</w:t>
+      </w:r>
+    </w:p>
+    <w:p>
+      <w:pPr>
+        <w:spacing w:line="336" w:lineRule="auto" w:after="180"/>
+        <w:shd w:fill="F1F6FC"/>
+      </w:pPr>
+      <w:r>
+        <w:rPr>
+          <w:b w:val="0"/>
+        </w:rPr>
+        <w:t xml:space="preserve">MODEL REASONING  Randomly or deliberately reserve representative cards first. Create the decision </w:t>
+      </w:r>
+      <w:r>
+        <w:rPr>
+          <w:b/>
+        </w:rPr>
+        <w:t>process</w:t>
+      </w:r>
+      <w:r>
+        <w:rPr>
+          <w:b w:val="0"/>
+        </w:rPr>
+        <w:t xml:space="preserve"> using only the learning pile.</w:t>
+      </w:r>
+    </w:p>
+    <w:p>
+      <w:pPr>
+        <w:spacing w:line="336" w:lineRule="auto" w:after="180"/>
+        <w:shd w:fill="F1F6FC"/>
+      </w:pPr>
+      <w:r>
+        <w:rPr>
+          <w:b w:val="0"/>
+        </w:rPr>
+        <w:t xml:space="preserve">Open the test pile once for </w:t>
+      </w:r>
+      <w:r>
+        <w:rPr>
+          <w:b/>
+        </w:rPr>
+        <w:t>evidence</w:t>
+      </w:r>
+      <w:r>
+        <w:rPr>
+          <w:b w:val="0"/>
+        </w:rPr>
+        <w:t xml:space="preserve">, record every result, and do not call the revised </w:t>
+      </w:r>
+      <w:r>
+        <w:rPr>
+          <w:b/>
+        </w:rPr>
+        <w:t>process</w:t>
+      </w:r>
+      <w:r>
+        <w:rPr>
+          <w:b w:val="0"/>
+        </w:rPr>
+        <w:t xml:space="preserve"> tested until a new </w:t>
+      </w:r>
+      <w:r>
+        <w:rPr>
+          <w:b/>
+        </w:rPr>
+        <w:t>holdout</w:t>
+      </w:r>
+      <w:r>
+        <w:rPr>
+          <w:b w:val="0"/>
+        </w:rPr>
+        <w:t xml:space="preserve"> exists.</w:t>
+      </w:r>
+    </w:p>
+    <w:p>
+      <w:pPr>
+        <w:pStyle w:val="Heading3"/>
+      </w:pPr>
+      <w:r>
+        <w:t>A claim to avoid</w:t>
+      </w:r>
+    </w:p>
+    <w:p>
+      <w:pPr>
+        <w:spacing w:line="336" w:lineRule="auto" w:after="180"/>
+        <w:shd w:fill="FFF5E6"/>
+      </w:pPr>
+      <w:r>
+        <w:rPr>
+          <w:b w:val="0"/>
+        </w:rPr>
+        <w:t xml:space="preserve">DO NOT OVERCLAIM  A </w:t>
+      </w:r>
+      <w:r>
+        <w:rPr>
+          <w:b/>
+        </w:rPr>
+        <w:t>test set</w:t>
+      </w:r>
+      <w:r>
+        <w:rPr>
+          <w:b w:val="0"/>
+        </w:rPr>
+        <w:t xml:space="preserve"> stops being independent when its answers guide revisions.</w:t>
+      </w:r>
+    </w:p>
+    <w:p>
+      <w:pPr>
+        <w:spacing w:line="336" w:lineRule="auto" w:after="180"/>
+        <w:shd w:fill="F5F1FB"/>
+      </w:pPr>
+      <w:r>
+        <w:rPr>
+          <w:b w:val="0"/>
+        </w:rPr>
+        <w:t xml:space="preserve">What new </w:t>
+      </w:r>
+      <w:r>
+        <w:rPr>
+          <w:b/>
+        </w:rPr>
+        <w:t>evidence</w:t>
+      </w:r>
+      <w:r>
+        <w:rPr>
+          <w:b w:val="0"/>
+        </w:rPr>
+        <w:t xml:space="preserve"> could change this answer?</w:t>
       </w:r>
     </w:p>
     <w:p>
@@ -1671,13 +2936,37 @@
       </w:tr>
     </w:tbl>
     <w:p>
-      <w:r>
-        <w:t>TowerA agrees on three of these four reserved examples and disagrees at 5 cm. That is evidence about this fixed model on this small set. It does not prove a success rate for every future tower. The labels, range of examples and way records were selected also matter.</w:t>
-      </w:r>
-    </w:p>
-    <w:p>
-      <w:r>
-        <w:t>After seeing the 5 cm label, the team changes the threshold to 6 and names the revision TowerB. TowerB agrees on all four of these now-seen examples. The change may be useful, but those examples have influenced its development. Four agreements on them are not an independent final test result for TowerB. Keep TowerA’s original three-of-four record.</w:t>
+      <w:pPr>
+        <w:spacing w:line="336" w:lineRule="auto" w:after="180"/>
+      </w:pPr>
+      <w:r>
+        <w:rPr>
+          <w:b w:val="0"/>
+        </w:rPr>
+        <w:t xml:space="preserve">TowerA agrees on three of these four reserved examples and disagrees at 5 cm. That is </w:t>
+      </w:r>
+      <w:r>
+        <w:rPr>
+          <w:b/>
+        </w:rPr>
+        <w:t>evidence</w:t>
+      </w:r>
+      <w:r>
+        <w:rPr>
+          <w:b w:val="0"/>
+        </w:rPr>
+        <w:t xml:space="preserve"> about this fixed model on this small set. It does not prove a success rate for every future tower.</w:t>
+      </w:r>
+    </w:p>
+    <w:p>
+      <w:pPr>
+        <w:spacing w:line="336" w:lineRule="auto" w:after="180"/>
+      </w:pPr>
+      <w:r>
+        <w:rPr>
+          <w:b w:val="0"/>
+        </w:rPr>
+        <w:t>The labels, range of examples and way records were selected also matter.</w:t>
       </w:r>
     </w:p>
     <w:p>
@@ -1685,11 +2974,49 @@
         <w:pStyle w:val="Heading3"/>
       </w:pPr>
       <w:r>
+        <w:t>Worked explanation · Save New Examples for Testing</w:t>
+      </w:r>
+    </w:p>
+    <w:p>
+      <w:pPr>
+        <w:spacing w:line="336" w:lineRule="auto" w:after="180"/>
+        <w:shd w:fill="F1F6FC"/>
+      </w:pPr>
+      <w:r>
+        <w:rPr>
+          <w:b w:val="0"/>
+        </w:rPr>
+        <w:t>After seeing the 5 cm label, the team changes the threshold to 6 and names the revision TowerB. TowerB agrees on all four of these now-seen examples.</w:t>
+      </w:r>
+    </w:p>
+    <w:p>
+      <w:pPr>
+        <w:spacing w:line="336" w:lineRule="auto" w:after="180"/>
+        <w:shd w:fill="F1F6FC"/>
+      </w:pPr>
+      <w:r>
+        <w:rPr>
+          <w:b w:val="0"/>
+        </w:rPr>
+        <w:t>The change may be useful, but those examples have influenced its development. Four agreements on them are not an independent final test result for TowerB. Keep TowerA’s original three-of-four record.</w:t>
+      </w:r>
+    </w:p>
+    <w:p>
+      <w:pPr>
+        <w:pStyle w:val="Heading3"/>
+      </w:pPr>
+      <w:r>
         <w:t>Learn from the worked case</w:t>
       </w:r>
     </w:p>
     <w:p>
-      <w:r>
+      <w:pPr>
+        <w:spacing w:line="336" w:lineRule="auto" w:after="180"/>
+      </w:pPr>
+      <w:r>
+        <w:rPr>
+          <w:b w:val="0"/>
+        </w:rPr>
         <w:t>Cover the result before checking it. Say what is given, choose the procedure, and follow one step at a time. Then uncover the result and explain your first mismatch. Ask why a step is allowed, not only what number it produces.</w:t>
       </w:r>
     </w:p>
@@ -1702,7 +3029,13 @@
       </w:r>
     </w:p>
     <w:p>
-      <w:r>
+      <w:pPr>
+        <w:spacing w:line="336" w:lineRule="auto" w:after="180"/>
+      </w:pPr>
+      <w:r>
+        <w:rPr>
+          <w:b w:val="0"/>
+        </w:rPr>
         <w:t>A fictional envelope exercise evaluates a fixed pencil-length sorter.</w:t>
       </w:r>
     </w:p>
@@ -1715,13 +3048,61 @@
       </w:r>
     </w:p>
     <w:p>
-      <w:r>
-        <w:t>Freeze PencilP: long at least 6 cm; short below 6.</w:t>
-      </w:r>
-    </w:p>
-    <w:p>
-      <w:r>
-        <w:t>Reserved valid lengths are 3,5,6,9 cm. Teacher envelope labels, revealed only after predictions, are short,long,long,long.</w:t>
+      <w:pPr>
+        <w:pStyle w:val="Heading3"/>
+      </w:pPr>
+      <w:r>
+        <w:t>Supplied facts</w:t>
+      </w:r>
+    </w:p>
+    <w:p>
+      <w:pPr>
+        <w:spacing w:line="336" w:lineRule="auto" w:after="180"/>
+        <w:shd w:fill="F1F6FC"/>
+      </w:pPr>
+      <w:r>
+        <w:rPr>
+          <w:b/>
+        </w:rPr>
+        <w:t>Freeze</w:t>
+      </w:r>
+      <w:r>
+        <w:rPr>
+          <w:b w:val="0"/>
+        </w:rPr>
+        <w:t xml:space="preserve"> PencilP: long at least 6 cm; short below 6.</w:t>
+      </w:r>
+    </w:p>
+    <w:p>
+      <w:pPr>
+        <w:pStyle w:val="Heading3"/>
+      </w:pPr>
+      <w:r>
+        <w:t>Supplied facts</w:t>
+      </w:r>
+    </w:p>
+    <w:p>
+      <w:pPr>
+        <w:spacing w:line="336" w:lineRule="auto" w:after="180"/>
+        <w:shd w:fill="F1F6FC"/>
+      </w:pPr>
+      <w:r>
+        <w:rPr>
+          <w:b w:val="0"/>
+        </w:rPr>
+        <w:t xml:space="preserve">Reserved valid lengths are 3,5,6,9 cm. Teacher envelope labels, revealed only after </w:t>
+      </w:r>
+      <w:r>
+        <w:rPr>
+          <w:b/>
+        </w:rPr>
+        <w:t>prediction</w:t>
+      </w:r>
+      <w:r>
+        <w:rPr>
+          <w:b w:val="0"/>
+        </w:rPr>
+        <w:t>s, are short,long,long,long.</w:t>
       </w:r>
     </w:p>
     <w:p>
@@ -1942,30 +3323,114 @@
       </w:r>
     </w:p>
     <w:p>
-      <w:r>
-        <w:t>The prediction record must exist before the labels are seen. PencilP scores 3/4=75% agreement on these four selected cases. Moving the boundary after inspecting the envelope makes this a development exercise; the same four cases can no longer serve as untouched final evaluation.</w:t>
-      </w:r>
-    </w:p>
-    <w:p>
       <w:pPr>
         <w:pStyle w:val="Heading3"/>
       </w:pPr>
       <w:r>
+        <w:t>Why the result follows</w:t>
+      </w:r>
+    </w:p>
+    <w:p>
+      <w:pPr>
+        <w:spacing w:line="336" w:lineRule="auto" w:after="180"/>
+        <w:shd w:fill="F1F6FC"/>
+      </w:pPr>
+      <w:r>
+        <w:rPr>
+          <w:b w:val="0"/>
+        </w:rPr>
+        <w:t xml:space="preserve">The </w:t>
+      </w:r>
+      <w:r>
+        <w:rPr>
+          <w:b/>
+        </w:rPr>
+        <w:t>prediction</w:t>
+      </w:r>
+      <w:r>
+        <w:rPr>
+          <w:b w:val="0"/>
+        </w:rPr>
+        <w:t xml:space="preserve"> record must exist before the labels are seen. PencilP scores 3/4=75% agreement on these four selected cases.</w:t>
+      </w:r>
+    </w:p>
+    <w:p>
+      <w:pPr>
+        <w:spacing w:line="336" w:lineRule="auto" w:after="180"/>
+        <w:shd w:fill="F1F6FC"/>
+      </w:pPr>
+      <w:r>
+        <w:rPr>
+          <w:b w:val="0"/>
+        </w:rPr>
+        <w:t>Moving the boundary after inspecting the envelope makes this a development exercise; the same four cases can no longer serve as untouched final evaluation.</w:t>
+      </w:r>
+    </w:p>
+    <w:p>
+      <w:pPr>
+        <w:pStyle w:val="Heading3"/>
+      </w:pPr>
+      <w:r>
         <w:t>What this example does not establish</w:t>
       </w:r>
     </w:p>
     <w:p>
-      <w:r>
+      <w:pPr>
+        <w:pStyle w:val="Heading3"/>
+      </w:pPr>
+      <w:r>
+        <w:t>Keep the stated limit</w:t>
+      </w:r>
+    </w:p>
+    <w:p>
+      <w:pPr>
+        <w:spacing w:line="336" w:lineRule="auto" w:after="180"/>
+        <w:shd w:fill="FFF5E6"/>
+      </w:pPr>
+      <w:r>
+        <w:rPr>
+          <w:b w:val="0"/>
+        </w:rPr>
         <w:t>Four selected cases cannot establish a reliable accuracy rate for every future pencil or classroom.</w:t>
       </w:r>
     </w:p>
     <w:p>
-      <w:r>
+      <w:pPr>
+        <w:pStyle w:val="Heading3"/>
+      </w:pPr>
+      <w:r>
+        <w:t>Keep the stated limit</w:t>
+      </w:r>
+    </w:p>
+    <w:p>
+      <w:pPr>
+        <w:spacing w:line="336" w:lineRule="auto" w:after="180"/>
+        <w:shd w:fill="FFF5E6"/>
+      </w:pPr>
+      <w:r>
+        <w:rPr>
+          <w:b w:val="0"/>
+        </w:rPr>
         <w:t>Read the labelled picture: Does 4/4 on the replay replace the original 3/4 result? Explain.</w:t>
       </w:r>
     </w:p>
     <w:p>
-      <w:r>
+      <w:pPr>
+        <w:pStyle w:val="Heading3"/>
+      </w:pPr>
+      <w:r>
+        <w:t>Keep the stated limit</w:t>
+      </w:r>
+    </w:p>
+    <w:p>
+      <w:pPr>
+        <w:spacing w:line="336" w:lineRule="auto" w:after="180"/>
+        <w:shd w:fill="FFF5E6"/>
+      </w:pPr>
+      <w:r>
+        <w:rPr>
+          <w:b w:val="0"/>
+        </w:rPr>
         <w:t>Change one thing: After feedback, change the boundary to 5. Predict the result before checking the explanation. What remains the same?</w:t>
       </w:r>
     </w:p>
@@ -1979,6 +3444,17 @@
     </w:p>
     <w:p>
       <w:r>
+        <w:t>Find the unsupported step in the Save New Examples for Testing claim and explain a repair using the supplied evidence.</w:t>
+      </w:r>
+    </w:p>
+    <w:p>
+      <w:pPr>
+        <w:spacing w:line="336" w:lineRule="auto" w:after="180"/>
+      </w:pPr>
+      <w:r>
+        <w:rPr>
+          <w:b/>
+        </w:rPr>
         <w:t>COMPARE</w:t>
       </w:r>
     </w:p>
@@ -1991,7 +3467,13 @@
       </w:r>
     </w:p>
     <w:p>
-      <w:r>
+      <w:pPr>
+        <w:spacing w:line="336" w:lineRule="auto" w:after="180"/>
+      </w:pPr>
+      <w:r>
+        <w:rPr>
+          <w:b w:val="0"/>
+        </w:rPr>
         <w:t>A comparison helps reveal the true concept boundary.</w:t>
       </w:r>
     </w:p>
@@ -2179,53 +3661,224 @@
       </w:r>
     </w:p>
     <w:p>
-      <w:r>
+      <w:pPr>
+        <w:pStyle w:val="Heading3"/>
+      </w:pPr>
+      <w:r>
+        <w:t>Challenge claim A</w:t>
+      </w:r>
+    </w:p>
+    <w:p>
+      <w:pPr>
+        <w:spacing w:line="336" w:lineRule="auto" w:after="180"/>
+        <w:shd w:fill="F5F1FB"/>
+      </w:pPr>
+      <w:r>
+        <w:rPr>
+          <w:b w:val="0"/>
+        </w:rPr>
         <w:t>CLAIM A  Testing on familiar cards is fair because there are more correct answers.</w:t>
       </w:r>
     </w:p>
     <w:p>
-      <w:r>
+      <w:pPr>
+        <w:spacing w:line="336" w:lineRule="auto" w:after="180"/>
+      </w:pPr>
+      <w:r>
+        <w:rPr>
+          <w:b w:val="0"/>
+        </w:rPr>
         <w:t>Repair:</w:t>
       </w:r>
     </w:p>
     <w:p>
-      <w:r>
+      <w:pPr>
+        <w:pStyle w:val="Heading3"/>
+      </w:pPr>
+      <w:r>
+        <w:t>Challenge claim B</w:t>
+      </w:r>
+    </w:p>
+    <w:p>
+      <w:pPr>
+        <w:spacing w:line="336" w:lineRule="auto" w:after="180"/>
+        <w:shd w:fill="F5F1FB"/>
+      </w:pPr>
+      <w:r>
+        <w:rPr>
+          <w:b w:val="0"/>
+        </w:rPr>
         <w:t>CLAIM B  Looking at test cards without labels cannot affect design.</w:t>
       </w:r>
     </w:p>
     <w:p>
-      <w:r>
+      <w:pPr>
+        <w:spacing w:line="336" w:lineRule="auto" w:after="180"/>
+      </w:pPr>
+      <w:r>
+        <w:rPr>
+          <w:b w:val="0"/>
+        </w:rPr>
         <w:t>Repair:</w:t>
       </w:r>
     </w:p>
     <w:p>
-      <w:r>
-        <w:t>STRONG ANSWER FRAME  I claim ______ because the evidence shows ______. The process is ______. One limit is ______.</w:t>
-      </w:r>
-    </w:p>
-    <w:p>
       <w:pPr>
         <w:pStyle w:val="Heading3"/>
       </w:pPr>
       <w:r>
+        <w:t>A frame for explaining</w:t>
+      </w:r>
+    </w:p>
+    <w:p>
+      <w:pPr>
+        <w:spacing w:line="336" w:lineRule="auto" w:after="180"/>
+        <w:shd w:fill="F1F6FC"/>
+      </w:pPr>
+      <w:r>
+        <w:rPr>
+          <w:b w:val="0"/>
+        </w:rPr>
+        <w:t xml:space="preserve">STRONG ANSWER FRAME  I claim ______ because the </w:t>
+      </w:r>
+      <w:r>
+        <w:rPr>
+          <w:b/>
+        </w:rPr>
+        <w:t>evidence</w:t>
+      </w:r>
+      <w:r>
+        <w:rPr>
+          <w:b w:val="0"/>
+        </w:rPr>
+        <w:t xml:space="preserve"> shows ______. The </w:t>
+      </w:r>
+      <w:r>
+        <w:rPr>
+          <w:b/>
+        </w:rPr>
+        <w:t>process</w:t>
+      </w:r>
+      <w:r>
+        <w:rPr>
+          <w:b w:val="0"/>
+        </w:rPr>
+        <w:t xml:space="preserve"> is ______. One limit is ______.</w:t>
+      </w:r>
+    </w:p>
+    <w:p>
+      <w:pPr>
+        <w:pStyle w:val="Heading3"/>
+      </w:pPr>
+      <w:r>
         <w:t>A closer explanation</w:t>
       </w:r>
     </w:p>
     <w:p>
-      <w:r>
-        <w:t>Keeping a set unseen is necessary for this kind of independent check, but secrecy alone does not make it a good test. Four near-identical easy cases provide little evidence about varied cases. Copies of development records can also make a reserved set misleading even if their file names differ.</w:t>
-      </w:r>
-    </w:p>
-    <w:p>
-      <w:r>
-        <w:t>Define what future cases the model is meant to handle and choose evaluation examples that address that use. Keep related or copied records together when separating sets. Record invalid inputs and no prediction outcomes separately instead of quietly dropping them from the report. Later weeks examine coverage and performance comparisons in more detail.</w:t>
-      </w:r>
-    </w:p>
-    <w:p>
       <w:pPr>
         <w:pStyle w:val="Heading3"/>
       </w:pPr>
       <w:r>
+        <w:t>Check the claim against the facts</w:t>
+      </w:r>
+    </w:p>
+    <w:p>
+      <w:pPr>
+        <w:spacing w:line="336" w:lineRule="auto" w:after="180"/>
+        <w:shd w:fill="FFF5E6"/>
+      </w:pPr>
+      <w:r>
+        <w:rPr>
+          <w:b w:val="0"/>
+        </w:rPr>
+        <w:t xml:space="preserve">Keeping a set unseen is necessary for this kind of independent check, but secrecy alone does not make it a good test. Four near-identical easy cases provide little </w:t>
+      </w:r>
+      <w:r>
+        <w:rPr>
+          <w:b/>
+        </w:rPr>
+        <w:t>evidence</w:t>
+      </w:r>
+      <w:r>
+        <w:rPr>
+          <w:b w:val="0"/>
+        </w:rPr>
+        <w:t xml:space="preserve"> about varied cases.</w:t>
+      </w:r>
+    </w:p>
+    <w:p>
+      <w:pPr>
+        <w:spacing w:line="336" w:lineRule="auto" w:after="180"/>
+        <w:shd w:fill="FFF5E6"/>
+      </w:pPr>
+      <w:r>
+        <w:rPr>
+          <w:b w:val="0"/>
+        </w:rPr>
+        <w:t>Copies of development records can also make a reserved set misleading even if their file names differ.</w:t>
+      </w:r>
+    </w:p>
+    <w:p>
+      <w:pPr>
+        <w:pStyle w:val="Heading3"/>
+      </w:pPr>
+      <w:r>
+        <w:t>Check the claim against the facts</w:t>
+      </w:r>
+    </w:p>
+    <w:p>
+      <w:pPr>
+        <w:spacing w:line="336" w:lineRule="auto" w:after="180"/>
+        <w:shd w:fill="FFF5E6"/>
+      </w:pPr>
+      <w:r>
+        <w:rPr>
+          <w:b w:val="0"/>
+        </w:rPr>
+        <w:t>Define what future cases the model is meant to handle and choose evaluation examples that address that use. Keep related or copied records together when separating sets.</w:t>
+      </w:r>
+    </w:p>
+    <w:p>
+      <w:pPr>
+        <w:spacing w:line="336" w:lineRule="auto" w:after="180"/>
+        <w:shd w:fill="FFF5E6"/>
+      </w:pPr>
+      <w:r>
+        <w:rPr>
+          <w:b w:val="0"/>
+        </w:rPr>
+        <w:t xml:space="preserve">Record invalid </w:t>
+      </w:r>
+      <w:r>
+        <w:rPr>
+          <w:b/>
+        </w:rPr>
+        <w:t>input</w:t>
+      </w:r>
+      <w:r>
+        <w:rPr>
+          <w:b w:val="0"/>
+        </w:rPr>
+        <w:t xml:space="preserve">s and no </w:t>
+      </w:r>
+      <w:r>
+        <w:rPr>
+          <w:b/>
+        </w:rPr>
+        <w:t>prediction</w:t>
+      </w:r>
+      <w:r>
+        <w:rPr>
+          <w:b w:val="0"/>
+        </w:rPr>
+        <w:t xml:space="preserve"> outcomes separately instead of quietly dropping them from the report. Later weeks examine coverage and performance comparisons in more detail.</w:t>
+      </w:r>
+    </w:p>
+    <w:p>
+      <w:pPr>
+        <w:pStyle w:val="Heading3"/>
+      </w:pPr>
+      <w:r>
         <w:t>A team tries ten thresholds, reads the reserved test score for each, and reports only the best score as its final unseen test. Explain the problem and give an honest description of what it has measured</w:t>
       </w:r>
     </w:p>
@@ -2259,6 +3912,17 @@
     </w:p>
     <w:p>
       <w:r>
+        <w:t>Practise Save New Examples for Testing with support, then explain the deciding step in your own words.</w:t>
+      </w:r>
+    </w:p>
+    <w:p>
+      <w:pPr>
+        <w:spacing w:line="336" w:lineRule="auto" w:after="180"/>
+      </w:pPr>
+      <w:r>
+        <w:rPr>
+          <w:b/>
+        </w:rPr>
         <w:t>GUIDED PRACTICE</w:t>
       </w:r>
     </w:p>
@@ -2271,7 +3935,13 @@
       </w:r>
     </w:p>
     <w:p>
-      <w:r>
+      <w:pPr>
+        <w:spacing w:line="336" w:lineRule="auto" w:after="180"/>
+      </w:pPr>
+      <w:r>
+        <w:rPr>
+          <w:b w:val="0"/>
+        </w:rPr>
         <w:t>Use support now so you can succeed independently later.</w:t>
       </w:r>
     </w:p>
@@ -2312,46 +3982,180 @@
       </w:r>
     </w:p>
     <w:p>
-      <w:r>
-        <w:t>Explain how the picture story demonstrates this idea: A fair test uses examples not used to create the decision process.</w:t>
-      </w:r>
-    </w:p>
-    <w:p>
-      <w:r>
-        <w:t>Use a fresh example to explain training set.</w:t>
-      </w:r>
-    </w:p>
-    <w:p>
-      <w:r>
-        <w:t>Trace a new input → process → output example.</w:t>
-      </w:r>
-    </w:p>
-    <w:p>
-      <w:r>
+      <w:pPr>
+        <w:spacing w:line="336" w:lineRule="auto" w:after="180"/>
+      </w:pPr>
+      <w:r>
+        <w:rPr>
+          <w:b w:val="0"/>
+        </w:rPr>
+        <w:t xml:space="preserve">Explain how the picture story demonstrates this idea: A fair test uses examples not used to create the decision </w:t>
+      </w:r>
+      <w:r>
+        <w:rPr>
+          <w:b/>
+        </w:rPr>
+        <w:t>process</w:t>
+      </w:r>
+      <w:r>
+        <w:rPr>
+          <w:b w:val="0"/>
+        </w:rPr>
+        <w:t>.</w:t>
+      </w:r>
+    </w:p>
+    <w:p>
+      <w:pPr>
+        <w:spacing w:line="336" w:lineRule="auto" w:after="180"/>
+      </w:pPr>
+      <w:r>
+        <w:rPr>
+          <w:b w:val="0"/>
+        </w:rPr>
+        <w:t xml:space="preserve">Use a fresh example to explain </w:t>
+      </w:r>
+      <w:r>
+        <w:rPr>
+          <w:b/>
+        </w:rPr>
+        <w:t>training set</w:t>
+      </w:r>
+      <w:r>
+        <w:rPr>
+          <w:b w:val="0"/>
+        </w:rPr>
+        <w:t>.</w:t>
+      </w:r>
+    </w:p>
+    <w:p>
+      <w:pPr>
+        <w:spacing w:line="336" w:lineRule="auto" w:after="180"/>
+      </w:pPr>
+      <w:r>
+        <w:rPr>
+          <w:b w:val="0"/>
+        </w:rPr>
+        <w:t xml:space="preserve">Trace a new </w:t>
+      </w:r>
+      <w:r>
+        <w:rPr>
+          <w:b/>
+        </w:rPr>
+        <w:t>input</w:t>
+      </w:r>
+      <w:r>
+        <w:rPr>
+          <w:b w:val="0"/>
+        </w:rPr>
+        <w:t xml:space="preserve"> → </w:t>
+      </w:r>
+      <w:r>
+        <w:rPr>
+          <w:b/>
+        </w:rPr>
+        <w:t>process</w:t>
+      </w:r>
+      <w:r>
+        <w:rPr>
+          <w:b w:val="0"/>
+        </w:rPr>
+        <w:t xml:space="preserve"> → </w:t>
+      </w:r>
+      <w:r>
+        <w:rPr>
+          <w:b/>
+        </w:rPr>
+        <w:t>output</w:t>
+      </w:r>
+      <w:r>
+        <w:rPr>
+          <w:b w:val="0"/>
+        </w:rPr>
+        <w:t xml:space="preserve"> example.</w:t>
+      </w:r>
+    </w:p>
+    <w:p>
+      <w:pPr>
+        <w:spacing w:line="336" w:lineRule="auto" w:after="180"/>
+      </w:pPr>
+      <w:r>
+        <w:rPr>
+          <w:b w:val="0"/>
+        </w:rPr>
         <w:t>Find and repair the error in: Looking at test cards without labels cannot affect design.</w:t>
       </w:r>
     </w:p>
     <w:p>
-      <w:r>
+      <w:pPr>
+        <w:spacing w:line="336" w:lineRule="auto" w:after="180"/>
+      </w:pPr>
+      <w:r>
+        <w:rPr>
+          <w:b w:val="0"/>
+        </w:rPr>
         <w:t>Invent one edge case and name the safe response.</w:t>
       </w:r>
     </w:p>
     <w:p>
-      <w:r>
-        <w:t>PARTNER CHECK  Point to the evidence. Do not accept an answer that only repeats the vocabulary word.</w:t>
-      </w:r>
-    </w:p>
-    <w:p>
       <w:pPr>
         <w:pStyle w:val="Heading3"/>
       </w:pPr>
       <w:r>
+        <w:t>Check with a partner</w:t>
+      </w:r>
+    </w:p>
+    <w:p>
+      <w:pPr>
+        <w:spacing w:line="336" w:lineRule="auto" w:after="180"/>
+        <w:shd w:fill="F5F1FB"/>
+      </w:pPr>
+      <w:r>
+        <w:rPr>
+          <w:b w:val="0"/>
+        </w:rPr>
+        <w:t xml:space="preserve">PARTNER CHECK  Point to the </w:t>
+      </w:r>
+      <w:r>
+        <w:rPr>
+          <w:b/>
+        </w:rPr>
+        <w:t>evidence</w:t>
+      </w:r>
+      <w:r>
+        <w:rPr>
+          <w:b w:val="0"/>
+        </w:rPr>
+        <w:t>. Do not accept an answer that only repeats the vocabulary word.</w:t>
+      </w:r>
+    </w:p>
+    <w:p>
+      <w:pPr>
+        <w:pStyle w:val="Heading3"/>
+      </w:pPr>
+      <w:r>
         <w:t>A closer explanation</w:t>
       </w:r>
     </w:p>
     <w:p>
-      <w:r>
-        <w:t>Improvement after a test is allowed. State that the old test informed the revision, preserve both versions, and reserve fresh appropriate examples to evaluate the revised model independently. If none are available, report that limitation instead of inventing a fresh test result.</w:t>
+      <w:pPr>
+        <w:spacing w:line="336" w:lineRule="auto" w:after="180"/>
+      </w:pPr>
+      <w:r>
+        <w:rPr>
+          <w:b w:val="0"/>
+        </w:rPr>
+        <w:t>Improvement after a test is allowed. State that the old test informed the revision, preserve both versions, and reserve fresh appropriate examples to evaluate the revised model independently.</w:t>
+      </w:r>
+    </w:p>
+    <w:p>
+      <w:pPr>
+        <w:spacing w:line="336" w:lineRule="auto" w:after="180"/>
+      </w:pPr>
+      <w:r>
+        <w:rPr>
+          <w:b w:val="0"/>
+        </w:rPr>
+        <w:t>If none are available, report that limitation instead of inventing a fresh test result.</w:t>
       </w:r>
     </w:p>
     <w:p>
@@ -2393,8 +4197,37 @@
       </w:r>
     </w:p>
     <w:p>
-      <w:r>
-        <w:t>A test can lose independence even when you never copy its labels into a training table. Repeatedly trying thresholds and choosing the one with the best test score also uses test information to choose the model. Separate development comparisons from the final check.</w:t>
+      <w:pPr>
+        <w:spacing w:line="336" w:lineRule="auto" w:after="180"/>
+      </w:pPr>
+      <w:r>
+        <w:rPr>
+          <w:b w:val="0"/>
+        </w:rPr>
+        <w:t xml:space="preserve">A test can lose independence even when you never copy its labels into a </w:t>
+      </w:r>
+      <w:r>
+        <w:rPr>
+          <w:b/>
+        </w:rPr>
+        <w:t>training</w:t>
+      </w:r>
+      <w:r>
+        <w:rPr>
+          <w:b w:val="0"/>
+        </w:rPr>
+        <w:t xml:space="preserve"> table. Repeatedly trying thresholds and choosing the one with the best test score also uses test information to choose the model.</w:t>
+      </w:r>
+    </w:p>
+    <w:p>
+      <w:pPr>
+        <w:spacing w:line="336" w:lineRule="auto" w:after="180"/>
+      </w:pPr>
+      <w:r>
+        <w:rPr>
+          <w:b w:val="0"/>
+        </w:rPr>
+        <w:t>Separate development comparisons from the final check.</w:t>
       </w:r>
     </w:p>
     <w:p>
@@ -2406,8 +4239,26 @@
       </w:r>
     </w:p>
     <w:p>
-      <w:r>
-        <w:t>Use workbook W2 for the connected example “Keeping final tests unseen”. First fill the input and rule boxes. Try the middle steps before asking for a hint. After a hint, try the next step yourself.</w:t>
+      <w:pPr>
+        <w:spacing w:line="336" w:lineRule="auto" w:after="180"/>
+      </w:pPr>
+      <w:r>
+        <w:rPr>
+          <w:b w:val="0"/>
+        </w:rPr>
+        <w:t xml:space="preserve">Use workbook W2 for the connected example “Keeping final tests unseen”. First fill the </w:t>
+      </w:r>
+      <w:r>
+        <w:rPr>
+          <w:b/>
+        </w:rPr>
+        <w:t>input</w:t>
+      </w:r>
+      <w:r>
+        <w:rPr>
+          <w:b w:val="0"/>
+        </w:rPr>
+        <w:t xml:space="preserve"> and rule boxes. Try the middle steps before asking for a hint. After a hint, try the next step yourself.</w:t>
       </w:r>
     </w:p>
     <w:tbl>
@@ -2490,7 +4341,13 @@
       </w:tr>
     </w:tbl>
     <w:p>
-      <w:r>
+      <w:pPr>
+        <w:spacing w:line="336" w:lineRule="auto" w:after="180"/>
+      </w:pPr>
+      <w:r>
+        <w:rPr>
+          <w:b w:val="0"/>
+        </w:rPr>
         <w:t>Explain your trace to a partner. Your partner points to one step to check. Swap roles on the next case. Each person writes their own explanation.</w:t>
       </w:r>
     </w:p>
@@ -2503,12 +4360,35 @@
       </w:r>
     </w:p>
     <w:p>
-      <w:r>
-        <w:t>Use the worked case for Keeping final tests unseen. Proposed explanation: “A new file makes old records unseen”. Decide whether this explanation is supported. Point to the step or supplied fact that decides; explain your repair if needed.</w:t>
-      </w:r>
-    </w:p>
-    <w:p>
-      <w:r>
+      <w:pPr>
+        <w:spacing w:line="336" w:lineRule="auto" w:after="180"/>
+      </w:pPr>
+      <w:r>
+        <w:rPr>
+          <w:b w:val="0"/>
+        </w:rPr>
+        <w:t>Use the worked case for Keeping final tests unseen. Proposed explanation: “A new file makes old records unseen”. Decide whether this explanation is supported.</w:t>
+      </w:r>
+    </w:p>
+    <w:p>
+      <w:pPr>
+        <w:spacing w:line="336" w:lineRule="auto" w:after="180"/>
+      </w:pPr>
+      <w:r>
+        <w:rPr>
+          <w:b w:val="0"/>
+        </w:rPr>
+        <w:t>Point to the step or supplied fact that decides; explain your repair if needed.</w:t>
+      </w:r>
+    </w:p>
+    <w:p>
+      <w:pPr>
+        <w:spacing w:line="336" w:lineRule="auto" w:after="180"/>
+      </w:pPr>
+      <w:r>
+        <w:rPr>
+          <w:b w:val="0"/>
+        </w:rPr>
         <w:t>Answer on your own before discussion. If you are unsure, say which step you need help with.</w:t>
       </w:r>
     </w:p>
@@ -2521,7 +4401,13 @@
       </w:r>
     </w:p>
     <w:p>
-      <w:r>
+      <w:pPr>
+        <w:spacing w:line="336" w:lineRule="auto" w:after="180"/>
+      </w:pPr>
+      <w:r>
+        <w:rPr>
+          <w:b w:val="0"/>
+        </w:rPr>
         <w:t>Does 4/4 on the replay replace the original 3/4 result? Explain.</w:t>
       </w:r>
     </w:p>
@@ -2554,7 +4440,13 @@
       </w:r>
     </w:p>
     <w:p>
-      <w:r>
+      <w:pPr>
+        <w:spacing w:line="336" w:lineRule="auto" w:after="180"/>
+      </w:pPr>
+      <w:r>
+        <w:rPr>
+          <w:b w:val="0"/>
+        </w:rPr>
         <w:t>This is supported practice. Keep the separately named independent case for an attempt before feedback.</w:t>
       </w:r>
     </w:p>
@@ -2568,6 +4460,17 @@
     </w:p>
     <w:p>
       <w:r>
+        <w:t>Investigate Save New Examples for Testing. Record the prediction, actual observation or labelled paper trace, explanation and next test separately.</w:t>
+      </w:r>
+    </w:p>
+    <w:p>
+      <w:pPr>
+        <w:spacing w:line="336" w:lineRule="auto" w:after="180"/>
+      </w:pPr>
+      <w:r>
+        <w:rPr>
+          <w:b/>
+        </w:rPr>
         <w:t>EXPLORER LAB</w:t>
       </w:r>
     </w:p>
@@ -2580,8 +4483,26 @@
       </w:r>
     </w:p>
     <w:p>
-      <w:r>
-        <w:t>Predict first, test honestly, and explain what the evidence means.</w:t>
+      <w:pPr>
+        <w:spacing w:line="336" w:lineRule="auto" w:after="180"/>
+      </w:pPr>
+      <w:r>
+        <w:rPr>
+          <w:b w:val="0"/>
+        </w:rPr>
+        <w:t xml:space="preserve">Predict first, test honestly, and explain what the </w:t>
+      </w:r>
+      <w:r>
+        <w:rPr>
+          <w:b/>
+        </w:rPr>
+        <w:t>evidence</w:t>
+      </w:r>
+      <w:r>
+        <w:rPr>
+          <w:b w:val="0"/>
+        </w:rPr>
+        <w:t xml:space="preserve"> means.</w:t>
       </w:r>
     </w:p>
     <w:p>
@@ -2621,27 +4542,126 @@
       </w:r>
     </w:p>
     <w:p>
-      <w:r>
-        <w:t>State your prediction before the result is known.</w:t>
-      </w:r>
-    </w:p>
-    <w:p>
-      <w:r>
+      <w:pPr>
+        <w:pStyle w:val="Heading3"/>
+      </w:pPr>
+      <w:r>
+        <w:t>1. Predict</w:t>
+      </w:r>
+    </w:p>
+    <w:p>
+      <w:pPr>
+        <w:spacing w:line="336" w:lineRule="auto" w:after="180"/>
+        <w:shd w:fill="F4F9FC"/>
+      </w:pPr>
+      <w:r>
+        <w:rPr>
+          <w:b w:val="0"/>
+        </w:rPr>
+        <w:t xml:space="preserve">State your </w:t>
+      </w:r>
+      <w:r>
+        <w:rPr>
+          <w:b/>
+        </w:rPr>
+        <w:t>prediction</w:t>
+      </w:r>
+      <w:r>
+        <w:rPr>
+          <w:b w:val="0"/>
+        </w:rPr>
+        <w:t xml:space="preserve"> before the result is known.</w:t>
+      </w:r>
+    </w:p>
+    <w:p>
+      <w:pPr>
+        <w:pStyle w:val="Heading3"/>
+      </w:pPr>
+      <w:r>
+        <w:t>2. Investigate</w:t>
+      </w:r>
+    </w:p>
+    <w:p>
+      <w:pPr>
+        <w:spacing w:line="336" w:lineRule="auto" w:after="180"/>
+        <w:shd w:fill="F4F9FC"/>
+      </w:pPr>
+      <w:r>
+        <w:rPr>
+          <w:b w:val="0"/>
+        </w:rPr>
         <w:t>Complete the task: Split card data into learn and test piles before sorting.</w:t>
       </w:r>
     </w:p>
     <w:p>
-      <w:r>
+      <w:pPr>
+        <w:pStyle w:val="Heading3"/>
+      </w:pPr>
+      <w:r>
+        <w:t>3. Compare cases</w:t>
+      </w:r>
+    </w:p>
+    <w:p>
+      <w:pPr>
+        <w:spacing w:line="336" w:lineRule="auto" w:after="180"/>
+        <w:shd w:fill="F4F9FC"/>
+      </w:pPr>
+      <w:r>
+        <w:rPr>
+          <w:b w:val="0"/>
+        </w:rPr>
         <w:t>Keep a normal case and an edge case clearly separated.</w:t>
       </w:r>
     </w:p>
     <w:p>
-      <w:r>
-        <w:t>Record what happened—even when it does not match your prediction.</w:t>
-      </w:r>
-    </w:p>
-    <w:p>
-      <w:r>
+      <w:pPr>
+        <w:pStyle w:val="Heading3"/>
+      </w:pPr>
+      <w:r>
+        <w:t>4. Record honestly</w:t>
+      </w:r>
+    </w:p>
+    <w:p>
+      <w:pPr>
+        <w:spacing w:line="336" w:lineRule="auto" w:after="180"/>
+        <w:shd w:fill="F4F9FC"/>
+      </w:pPr>
+      <w:r>
+        <w:rPr>
+          <w:b w:val="0"/>
+        </w:rPr>
+        <w:t xml:space="preserve">Record what happened—even when it does not match your </w:t>
+      </w:r>
+      <w:r>
+        <w:rPr>
+          <w:b/>
+        </w:rPr>
+        <w:t>prediction</w:t>
+      </w:r>
+      <w:r>
+        <w:rPr>
+          <w:b w:val="0"/>
+        </w:rPr>
+        <w:t>.</w:t>
+      </w:r>
+    </w:p>
+    <w:p>
+      <w:pPr>
+        <w:pStyle w:val="Heading3"/>
+      </w:pPr>
+      <w:r>
+        <w:t>5. Explain and plan the next test</w:t>
+      </w:r>
+    </w:p>
+    <w:p>
+      <w:pPr>
+        <w:spacing w:line="336" w:lineRule="auto" w:after="180"/>
+        <w:shd w:fill="F4F9FC"/>
+      </w:pPr>
+      <w:r>
+        <w:rPr>
+          <w:b w:val="0"/>
+        </w:rPr>
         <w:t>Explain the result, one limitation, and the next useful test.</w:t>
       </w:r>
     </w:p>
@@ -2776,7 +4796,22 @@
       </w:tr>
     </w:tbl>
     <w:p>
-      <w:r>
+      <w:pPr>
+        <w:pStyle w:val="Heading3"/>
+      </w:pPr>
+      <w:r>
+        <w:t>Use a fresh case after support</w:t>
+      </w:r>
+    </w:p>
+    <w:p>
+      <w:pPr>
+        <w:spacing w:line="336" w:lineRule="auto" w:after="180"/>
+        <w:shd w:fill="FFF5E6"/>
+      </w:pPr>
+      <w:r>
+        <w:rPr>
+          <w:b w:val="0"/>
+        </w:rPr>
         <w:t>INDEPENDENCE  After support is removed, repeat the proof with a fresh case.</w:t>
       </w:r>
     </w:p>
@@ -2789,7 +4824,13 @@
       </w:r>
     </w:p>
     <w:p>
-      <w:r>
+      <w:pPr>
+        <w:spacing w:line="336" w:lineRule="auto" w:after="180"/>
+      </w:pPr>
+      <w:r>
+        <w:rPr>
+          <w:b w:val="0"/>
+        </w:rPr>
         <w:t>Before trying: what do I expect, and why? While trying: which step could first go wrong? Afterwards: what did I actually observe, and what should change? Keep “not run” if you only traced the procedure.</w:t>
       </w:r>
     </w:p>
@@ -2803,6 +4844,17 @@
     </w:p>
     <w:p>
       <w:r>
+        <w:t>Move from recall to tracing, diagnosis and transfer in Save New Examples for Testing. Explain why each step is justified.</w:t>
+      </w:r>
+    </w:p>
+    <w:p>
+      <w:pPr>
+        <w:spacing w:line="336" w:lineRule="auto" w:after="180"/>
+      </w:pPr>
+      <w:r>
+        <w:rPr>
+          <w:b/>
+        </w:rPr>
         <w:t>PRACTICE LADDER</w:t>
       </w:r>
     </w:p>
@@ -2815,7 +4867,13 @@
       </w:r>
     </w:p>
     <w:p>
-      <w:r>
+      <w:pPr>
+        <w:spacing w:line="336" w:lineRule="auto" w:after="180"/>
+      </w:pPr>
+      <w:r>
+        <w:rPr>
+          <w:b w:val="0"/>
+        </w:rPr>
         <w:t>Each step asks for a stronger kind of understanding.</w:t>
       </w:r>
     </w:p>
@@ -2856,42 +4914,190 @@
       </w:r>
     </w:p>
     <w:p>
-      <w:r>
-        <w:t>RECALL  Define training set.</w:t>
-      </w:r>
-    </w:p>
-    <w:p>
-      <w:r>
-        <w:t>EXPLAIN  A fair test uses examples not used to create the decision process.</w:t>
-      </w:r>
-    </w:p>
-    <w:p>
-      <w:r>
-        <w:t>TRACE  Show the input, process, and output.</w:t>
-      </w:r>
-    </w:p>
-    <w:p>
-      <w:r>
+      <w:pPr>
+        <w:spacing w:line="336" w:lineRule="auto" w:after="180"/>
+        <w:shd w:fill="F4F9FC"/>
+      </w:pPr>
+      <w:r>
+        <w:rPr>
+          <w:b w:val="0"/>
+        </w:rPr>
+        <w:t xml:space="preserve">RECALL  Define </w:t>
+      </w:r>
+      <w:r>
+        <w:rPr>
+          <w:b/>
+        </w:rPr>
+        <w:t>training set</w:t>
+      </w:r>
+      <w:r>
+        <w:rPr>
+          <w:b w:val="0"/>
+        </w:rPr>
+        <w:t>.</w:t>
+      </w:r>
+    </w:p>
+    <w:p>
+      <w:pPr>
+        <w:spacing w:line="336" w:lineRule="auto" w:after="180"/>
+        <w:shd w:fill="F4F9FC"/>
+      </w:pPr>
+      <w:r>
+        <w:rPr>
+          <w:b w:val="0"/>
+        </w:rPr>
+        <w:t xml:space="preserve">EXPLAIN  A fair test uses examples not used to create the decision </w:t>
+      </w:r>
+      <w:r>
+        <w:rPr>
+          <w:b/>
+        </w:rPr>
+        <w:t>process</w:t>
+      </w:r>
+      <w:r>
+        <w:rPr>
+          <w:b w:val="0"/>
+        </w:rPr>
+        <w:t>.</w:t>
+      </w:r>
+    </w:p>
+    <w:p>
+      <w:pPr>
+        <w:spacing w:line="336" w:lineRule="auto" w:after="180"/>
+        <w:shd w:fill="F4F9FC"/>
+      </w:pPr>
+      <w:r>
+        <w:rPr>
+          <w:b w:val="0"/>
+        </w:rPr>
+        <w:t xml:space="preserve">TRACE  Show the </w:t>
+      </w:r>
+      <w:r>
+        <w:rPr>
+          <w:b/>
+        </w:rPr>
+        <w:t>input</w:t>
+      </w:r>
+      <w:r>
+        <w:rPr>
+          <w:b w:val="0"/>
+        </w:rPr>
+        <w:t xml:space="preserve">, </w:t>
+      </w:r>
+      <w:r>
+        <w:rPr>
+          <w:b/>
+        </w:rPr>
+        <w:t>process</w:t>
+      </w:r>
+      <w:r>
+        <w:rPr>
+          <w:b w:val="0"/>
+        </w:rPr>
+        <w:t xml:space="preserve">, and </w:t>
+      </w:r>
+      <w:r>
+        <w:rPr>
+          <w:b/>
+        </w:rPr>
+        <w:t>output</w:t>
+      </w:r>
+      <w:r>
+        <w:rPr>
+          <w:b w:val="0"/>
+        </w:rPr>
+        <w:t>.</w:t>
+      </w:r>
+    </w:p>
+    <w:p>
+      <w:pPr>
+        <w:spacing w:line="336" w:lineRule="auto" w:after="180"/>
+        <w:shd w:fill="F4F9FC"/>
+      </w:pPr>
+      <w:r>
+        <w:rPr>
+          <w:b w:val="0"/>
+        </w:rPr>
         <w:t>DIAGNOSE  Repair: Testing on familiar cards is fair because there are more correct answers.</w:t>
       </w:r>
     </w:p>
     <w:p>
-      <w:r>
+      <w:pPr>
+        <w:spacing w:line="336" w:lineRule="auto" w:after="180"/>
+        <w:shd w:fill="F4F9FC"/>
+      </w:pPr>
+      <w:r>
+        <w:rPr>
+          <w:b w:val="0"/>
+        </w:rPr>
         <w:t>TRANSFER  Apply the idea to a new home or classroom case.</w:t>
       </w:r>
     </w:p>
     <w:p>
-      <w:r>
+      <w:pPr>
+        <w:spacing w:line="336" w:lineRule="auto" w:after="180"/>
+        <w:shd w:fill="F4F9FC"/>
+      </w:pPr>
+      <w:r>
+        <w:rPr>
+          <w:b w:val="0"/>
+        </w:rPr>
         <w:t>CREATE  Design one revealing test.</w:t>
       </w:r>
     </w:p>
     <w:p>
-      <w:r>
-        <w:t>DEFEND  Give a claim, evidence, mechanism, limit, and safe action.</w:t>
-      </w:r>
-    </w:p>
-    <w:p>
-      <w:r>
+      <w:pPr>
+        <w:spacing w:line="336" w:lineRule="auto" w:after="180"/>
+        <w:shd w:fill="F4F9FC"/>
+      </w:pPr>
+      <w:r>
+        <w:rPr>
+          <w:b w:val="0"/>
+        </w:rPr>
+        <w:t xml:space="preserve">DEFEND  Give a claim, </w:t>
+      </w:r>
+      <w:r>
+        <w:rPr>
+          <w:b/>
+        </w:rPr>
+        <w:t>evidence</w:t>
+      </w:r>
+      <w:r>
+        <w:rPr>
+          <w:b w:val="0"/>
+        </w:rPr>
+        <w:t xml:space="preserve">, </w:t>
+      </w:r>
+      <w:r>
+        <w:rPr>
+          <w:b/>
+        </w:rPr>
+        <w:t>mechanism</w:t>
+      </w:r>
+      <w:r>
+        <w:rPr>
+          <w:b w:val="0"/>
+        </w:rPr>
+        <w:t>, limit, and safe action.</w:t>
+      </w:r>
+    </w:p>
+    <w:p>
+      <w:pPr>
+        <w:pStyle w:val="Heading3"/>
+      </w:pPr>
+      <w:r>
+        <w:t>When to retry</w:t>
+      </w:r>
+    </w:p>
+    <w:p>
+      <w:pPr>
+        <w:spacing w:line="336" w:lineRule="auto" w:after="180"/>
+        <w:shd w:fill="F1F6F8"/>
+      </w:pPr>
+      <w:r>
+        <w:rPr>
+          <w:b w:val="0"/>
+        </w:rPr>
         <w:t>RETRY RULE  A coached answer becomes mastery only after you solve a different case independently.</w:t>
       </w:r>
     </w:p>
@@ -2905,6 +5111,17 @@
     </w:p>
     <w:p>
       <w:r>
+        <w:t>Apply this week’s idea to Helpful Classroom Sorter. Keep an annotated decision and the evidence supporting it.</w:t>
+      </w:r>
+    </w:p>
+    <w:p>
+      <w:pPr>
+        <w:spacing w:line="336" w:lineRule="auto" w:after="180"/>
+      </w:pPr>
+      <w:r>
+        <w:rPr>
+          <w:b/>
+        </w:rPr>
         <w:t>PROJECT</w:t>
       </w:r>
     </w:p>
@@ -2917,8 +5134,26 @@
       </w:r>
     </w:p>
     <w:p>
-      <w:r>
-        <w:t>Build one coherent system across the year, one evidence-based decision at a time.</w:t>
+      <w:pPr>
+        <w:spacing w:line="336" w:lineRule="auto" w:after="180"/>
+      </w:pPr>
+      <w:r>
+        <w:rPr>
+          <w:b w:val="0"/>
+        </w:rPr>
+        <w:t xml:space="preserve">Build one coherent system across the year, one </w:t>
+      </w:r>
+      <w:r>
+        <w:rPr>
+          <w:b/>
+        </w:rPr>
+        <w:t>evidence</w:t>
+      </w:r>
+      <w:r>
+        <w:rPr>
+          <w:b w:val="0"/>
+        </w:rPr>
+        <w:t>-based decision at a time.</w:t>
       </w:r>
     </w:p>
     <w:p>
@@ -2958,32 +5193,86 @@
       </w:r>
     </w:p>
     <w:p>
-      <w:r>
+      <w:pPr>
+        <w:spacing w:line="336" w:lineRule="auto" w:after="180"/>
+        <w:shd w:fill="EDF7F3"/>
+      </w:pPr>
+      <w:r>
+        <w:rPr>
+          <w:b w:val="0"/>
+        </w:rPr>
         <w:t>THIS WEEK'S CHECKPOINT  Create separate learn and test envelopes for the Classroom Sorter and label who may open each.</w:t>
       </w:r>
     </w:p>
     <w:p>
-      <w:r>
+      <w:pPr>
+        <w:spacing w:line="336" w:lineRule="auto" w:after="180"/>
+        <w:shd w:fill="F5F1FB"/>
+      </w:pPr>
+      <w:r>
+        <w:rPr>
+          <w:b w:val="0"/>
+        </w:rPr>
         <w:t>What real classroom need does this serve?</w:t>
       </w:r>
     </w:p>
     <w:p>
-      <w:r>
+      <w:pPr>
+        <w:spacing w:line="336" w:lineRule="auto" w:after="180"/>
+        <w:shd w:fill="F5F1FB"/>
+      </w:pPr>
+      <w:r>
+        <w:rPr>
+          <w:b w:val="0"/>
+        </w:rPr>
         <w:t>What information is necessary—and what should stay private?</w:t>
       </w:r>
     </w:p>
     <w:p>
-      <w:r>
-        <w:t>What happens inside the process?</w:t>
-      </w:r>
-    </w:p>
-    <w:p>
-      <w:r>
+      <w:pPr>
+        <w:spacing w:line="336" w:lineRule="auto" w:after="180"/>
+        <w:shd w:fill="F5F1FB"/>
+      </w:pPr>
+      <w:r>
+        <w:rPr>
+          <w:b w:val="0"/>
+        </w:rPr>
+        <w:t xml:space="preserve">What happens inside the </w:t>
+      </w:r>
+      <w:r>
+        <w:rPr>
+          <w:b/>
+        </w:rPr>
+        <w:t>process</w:t>
+      </w:r>
+      <w:r>
+        <w:rPr>
+          <w:b w:val="0"/>
+        </w:rPr>
+        <w:t>?</w:t>
+      </w:r>
+    </w:p>
+    <w:p>
+      <w:pPr>
+        <w:spacing w:line="336" w:lineRule="auto" w:after="180"/>
+        <w:shd w:fill="F5F1FB"/>
+      </w:pPr>
+      <w:r>
+        <w:rPr>
+          <w:b w:val="0"/>
+        </w:rPr>
         <w:t>What normal and edge cases will you test?</w:t>
       </w:r>
     </w:p>
     <w:p>
-      <w:r>
+      <w:pPr>
+        <w:spacing w:line="336" w:lineRule="auto" w:after="180"/>
+        <w:shd w:fill="F5F1FB"/>
+      </w:pPr>
+      <w:r>
+        <w:rPr>
+          <w:b w:val="0"/>
+        </w:rPr>
         <w:t>When should it say not sure or ask a person?</w:t>
       </w:r>
     </w:p>
@@ -3024,12 +5313,45 @@
       </w:r>
     </w:p>
     <w:p>
-      <w:r>
-        <w:t>RESPONSIBLE DESIGN  A test set stops being independent when its answers guide revisions.</w:t>
-      </w:r>
-    </w:p>
-    <w:p>
-      <w:r>
+      <w:pPr>
+        <w:pStyle w:val="Heading3"/>
+      </w:pPr>
+      <w:r>
+        <w:t>Responsible design</w:t>
+      </w:r>
+    </w:p>
+    <w:p>
+      <w:pPr>
+        <w:spacing w:line="336" w:lineRule="auto" w:after="180"/>
+        <w:shd w:fill="FFF5E6"/>
+      </w:pPr>
+      <w:r>
+        <w:rPr>
+          <w:b w:val="0"/>
+        </w:rPr>
+        <w:t xml:space="preserve">RESPONSIBLE DESIGN  A </w:t>
+      </w:r>
+      <w:r>
+        <w:rPr>
+          <w:b/>
+        </w:rPr>
+        <w:t>test set</w:t>
+      </w:r>
+      <w:r>
+        <w:rPr>
+          <w:b w:val="0"/>
+        </w:rPr>
+        <w:t xml:space="preserve"> stops being independent when its answers guide revisions.</w:t>
+      </w:r>
+    </w:p>
+    <w:p>
+      <w:pPr>
+        <w:spacing w:line="336" w:lineRule="auto" w:after="180"/>
+      </w:pPr>
+      <w:r>
+        <w:rPr>
+          <w:b w:val="0"/>
+        </w:rPr>
         <w:t>My project decision:</w:t>
       </w:r>
     </w:p>
@@ -3042,8 +5364,26 @@
       </w:r>
     </w:p>
     <w:p>
-      <w:r>
-        <w:t>Maintain dated sorter versions and separate development examples from reserved project-evaluation cases.</w:t>
+      <w:pPr>
+        <w:spacing w:line="336" w:lineRule="auto" w:after="180"/>
+      </w:pPr>
+      <w:r>
+        <w:rPr>
+          <w:b w:val="0"/>
+        </w:rPr>
+        <w:t xml:space="preserve">Maintain dated sorter versions and separate </w:t>
+      </w:r>
+      <w:r>
+        <w:rPr>
+          <w:b/>
+        </w:rPr>
+        <w:t>development examples</w:t>
+      </w:r>
+      <w:r>
+        <w:rPr>
+          <w:b w:val="0"/>
+        </w:rPr>
+        <w:t xml:space="preserve"> from reserved project-evaluation cases.</w:t>
       </w:r>
     </w:p>
     <w:p>
@@ -3056,6 +5396,17 @@
     </w:p>
     <w:p>
       <w:r>
+        <w:t>Use a genuinely new case for independent evidence. Previously discussed examples remain practice; use the separately named independent case before feedback.</w:t>
+      </w:r>
+    </w:p>
+    <w:p>
+      <w:pPr>
+        <w:spacing w:line="336" w:lineRule="auto" w:after="180"/>
+      </w:pPr>
+      <w:r>
+        <w:rPr>
+          <w:b/>
+        </w:rPr>
         <w:t>MASTERY</w:t>
       </w:r>
     </w:p>
@@ -3068,7 +5419,13 @@
       </w:r>
     </w:p>
     <w:p>
-      <w:r>
+      <w:pPr>
+        <w:spacing w:line="336" w:lineRule="auto" w:after="180"/>
+      </w:pPr>
+      <w:r>
+        <w:rPr>
+          <w:b w:val="0"/>
+        </w:rPr>
         <w:t>Complete this after teaching and guided practice have ended.</w:t>
       </w:r>
     </w:p>
@@ -3109,53 +5466,272 @@
       </w:r>
     </w:p>
     <w:p>
-      <w:r>
+      <w:pPr>
+        <w:pStyle w:val="Heading3"/>
+      </w:pPr>
+      <w:r>
+        <w:t>What success looks like</w:t>
+      </w:r>
+    </w:p>
+    <w:p>
+      <w:pPr>
+        <w:spacing w:line="336" w:lineRule="auto" w:after="180"/>
+        <w:shd w:fill="EDF7F3"/>
+      </w:pPr>
+      <w:r>
+        <w:rPr>
+          <w:b w:val="0"/>
+        </w:rPr>
         <w:t>REQUIRED PROOF  Split card data before building the sorter, explain why the test pile stays sealed, and report performance on it.</w:t>
       </w:r>
     </w:p>
     <w:p>
-      <w:r>
+      <w:pPr>
+        <w:spacing w:line="336" w:lineRule="auto" w:after="180"/>
+      </w:pPr>
+      <w:r>
+        <w:rPr>
+          <w:b w:val="0"/>
+        </w:rPr>
         <w:t>□ Name or draw the fresh case.</w:t>
       </w:r>
     </w:p>
     <w:p>
-      <w:r>
-        <w:t>□ Trace input, process, and output.</w:t>
-      </w:r>
-    </w:p>
-    <w:p>
-      <w:r>
-        <w:t>□ State the conclusion and strongest evidence.</w:t>
-      </w:r>
-    </w:p>
-    <w:p>
-      <w:r>
+      <w:pPr>
+        <w:spacing w:line="336" w:lineRule="auto" w:after="180"/>
+      </w:pPr>
+      <w:r>
+        <w:rPr>
+          <w:b w:val="0"/>
+        </w:rPr>
+        <w:t xml:space="preserve">□ Trace </w:t>
+      </w:r>
+      <w:r>
+        <w:rPr>
+          <w:b/>
+        </w:rPr>
+        <w:t>input</w:t>
+      </w:r>
+      <w:r>
+        <w:rPr>
+          <w:b w:val="0"/>
+        </w:rPr>
+        <w:t xml:space="preserve">, </w:t>
+      </w:r>
+      <w:r>
+        <w:rPr>
+          <w:b/>
+        </w:rPr>
+        <w:t>process</w:t>
+      </w:r>
+      <w:r>
+        <w:rPr>
+          <w:b w:val="0"/>
+        </w:rPr>
+        <w:t xml:space="preserve">, and </w:t>
+      </w:r>
+      <w:r>
+        <w:rPr>
+          <w:b/>
+        </w:rPr>
+        <w:t>output</w:t>
+      </w:r>
+      <w:r>
+        <w:rPr>
+          <w:b w:val="0"/>
+        </w:rPr>
+        <w:t>.</w:t>
+      </w:r>
+    </w:p>
+    <w:p>
+      <w:pPr>
+        <w:spacing w:line="336" w:lineRule="auto" w:after="180"/>
+      </w:pPr>
+      <w:r>
+        <w:rPr>
+          <w:b w:val="0"/>
+        </w:rPr>
+        <w:t xml:space="preserve">□ State the conclusion and strongest </w:t>
+      </w:r>
+      <w:r>
+        <w:rPr>
+          <w:b/>
+        </w:rPr>
+        <w:t>evidence</w:t>
+      </w:r>
+      <w:r>
+        <w:rPr>
+          <w:b w:val="0"/>
+        </w:rPr>
+        <w:t>.</w:t>
+      </w:r>
+    </w:p>
+    <w:p>
+      <w:pPr>
+        <w:spacing w:line="336" w:lineRule="auto" w:after="180"/>
+      </w:pPr>
+      <w:r>
+        <w:rPr>
+          <w:b w:val="0"/>
+        </w:rPr>
         <w:t>□ Name one limit, failure, missing clue, or fairness/privacy concern.</w:t>
       </w:r>
     </w:p>
     <w:p>
-      <w:r>
+      <w:pPr>
+        <w:spacing w:line="336" w:lineRule="auto" w:after="180"/>
+      </w:pPr>
+      <w:r>
+        <w:rPr>
+          <w:b w:val="0"/>
+        </w:rPr>
         <w:t>□ Explain one safe next action or improvement.</w:t>
       </w:r>
     </w:p>
     <w:p>
-      <w:r>
-        <w:t>Independent evidence:</w:t>
-      </w:r>
-    </w:p>
-    <w:p>
-      <w:r>
-        <w:t>SELF-CHECK  Randomly or deliberately reserve representative cards first. Create the decision process using only the learning pile. Open the test pile once for evidence, record every result, and do not call the revised process tested until a new holdout exists.</w:t>
-      </w:r>
-    </w:p>
-    <w:p>
-      <w:r>
+      <w:pPr>
+        <w:spacing w:line="336" w:lineRule="auto" w:after="180"/>
+      </w:pPr>
+      <w:r>
+        <w:rPr>
+          <w:b w:val="0"/>
+        </w:rPr>
+        <w:t xml:space="preserve">Independent </w:t>
+      </w:r>
+      <w:r>
+        <w:rPr>
+          <w:b/>
+        </w:rPr>
+        <w:t>evidence</w:t>
+      </w:r>
+      <w:r>
+        <w:rPr>
+          <w:b w:val="0"/>
+        </w:rPr>
+        <w:t>:</w:t>
+      </w:r>
+    </w:p>
+    <w:p>
+      <w:pPr>
+        <w:pStyle w:val="Heading3"/>
+      </w:pPr>
+      <w:r>
+        <w:t>Check your explanation</w:t>
+      </w:r>
+    </w:p>
+    <w:p>
+      <w:pPr>
+        <w:spacing w:line="336" w:lineRule="auto" w:after="180"/>
+        <w:shd w:fill="F5F1FB"/>
+      </w:pPr>
+      <w:r>
+        <w:rPr>
+          <w:b w:val="0"/>
+        </w:rPr>
+        <w:t xml:space="preserve">SELF-CHECK  Randomly or deliberately reserve representative cards first. Create the decision </w:t>
+      </w:r>
+      <w:r>
+        <w:rPr>
+          <w:b/>
+        </w:rPr>
+        <w:t>process</w:t>
+      </w:r>
+      <w:r>
+        <w:rPr>
+          <w:b w:val="0"/>
+        </w:rPr>
+        <w:t xml:space="preserve"> using only the learning pile.</w:t>
+      </w:r>
+    </w:p>
+    <w:p>
+      <w:pPr>
+        <w:spacing w:line="336" w:lineRule="auto" w:after="180"/>
+        <w:shd w:fill="F5F1FB"/>
+      </w:pPr>
+      <w:r>
+        <w:rPr>
+          <w:b w:val="0"/>
+        </w:rPr>
+        <w:t xml:space="preserve">Open the test pile once for </w:t>
+      </w:r>
+      <w:r>
+        <w:rPr>
+          <w:b/>
+        </w:rPr>
+        <w:t>evidence</w:t>
+      </w:r>
+      <w:r>
+        <w:rPr>
+          <w:b w:val="0"/>
+        </w:rPr>
+        <w:t xml:space="preserve">, record every result, and do not call the revised </w:t>
+      </w:r>
+      <w:r>
+        <w:rPr>
+          <w:b/>
+        </w:rPr>
+        <w:t>process</w:t>
+      </w:r>
+      <w:r>
+        <w:rPr>
+          <w:b w:val="0"/>
+        </w:rPr>
+        <w:t xml:space="preserve"> tested until a new </w:t>
+      </w:r>
+      <w:r>
+        <w:rPr>
+          <w:b/>
+        </w:rPr>
+        <w:t>holdout</w:t>
+      </w:r>
+      <w:r>
+        <w:rPr>
+          <w:b w:val="0"/>
+        </w:rPr>
+        <w:t xml:space="preserve"> exists.</w:t>
+      </w:r>
+    </w:p>
+    <w:p>
+      <w:pPr>
+        <w:spacing w:line="336" w:lineRule="auto" w:after="180"/>
+      </w:pPr>
+      <w:r>
+        <w:rPr>
+          <w:b w:val="0"/>
+        </w:rPr>
         <w:t>My level:  □ Not yet  □ With one hint  □ Independently  □ I can teach it</w:t>
       </w:r>
     </w:p>
     <w:p>
-      <w:r>
-        <w:t>NEXT BRIDGE  Carry today's evidence habit into: Boundaries and 'Not Sure'.</w:t>
+      <w:pPr>
+        <w:pStyle w:val="Heading3"/>
+      </w:pPr>
+      <w:r>
+        <w:t>Connect to the next lesson</w:t>
+      </w:r>
+    </w:p>
+    <w:p>
+      <w:pPr>
+        <w:spacing w:line="336" w:lineRule="auto" w:after="180"/>
+        <w:shd w:fill="F1F6F8"/>
+      </w:pPr>
+      <w:r>
+        <w:rPr>
+          <w:b w:val="0"/>
+        </w:rPr>
+        <w:t xml:space="preserve">NEXT BRIDGE  Carry today's </w:t>
+      </w:r>
+      <w:r>
+        <w:rPr>
+          <w:b/>
+        </w:rPr>
+        <w:t>evidence</w:t>
+      </w:r>
+      <w:r>
+        <w:rPr>
+          <w:b w:val="0"/>
+        </w:rPr>
+        <w:t xml:space="preserve"> habit into: Boundaries and 'Not Sure'.</w:t>
       </w:r>
     </w:p>
     <w:p>
@@ -3167,6 +5743,11 @@
       </w:r>
     </w:p>
     <w:p>
+      <w:r>
+        <w:t>Revisit the complete Save New Examples for Testing case for supported practice. Repeated examples do not become fresh assessments.</w:t>
+      </w:r>
+    </w:p>
+    <w:p>
       <w:pPr>
         <w:pStyle w:val="Heading3"/>
       </w:pPr>
@@ -3175,7 +5756,13 @@
       </w:r>
     </w:p>
     <w:p>
-      <w:r>
+      <w:pPr>
+        <w:spacing w:line="336" w:lineRule="auto" w:after="180"/>
+      </w:pPr>
+      <w:r>
+        <w:rPr>
+          <w:b w:val="0"/>
+        </w:rPr>
         <w:t>Use the supplied details to practise the weekly concept before attempting the independent question. This case extends the illustrated lesson.</w:t>
       </w:r>
     </w:p>
@@ -3188,7 +5775,13 @@
       </w:r>
     </w:p>
     <w:p>
-      <w:r>
+      <w:pPr>
+        <w:spacing w:line="336" w:lineRule="auto" w:after="180"/>
+      </w:pPr>
+      <w:r>
+        <w:rPr>
+          <w:b w:val="0"/>
+        </w:rPr>
         <w:t>Cards A–F are used for practice. G and H remain sealed.</w:t>
       </w:r>
     </w:p>
@@ -3201,7 +5794,14 @@
       </w:r>
     </w:p>
     <w:p>
-      <w:r>
+      <w:pPr>
+        <w:spacing w:line="336" w:lineRule="auto" w:after="180"/>
+        <w:shd w:fill="F5F1FB"/>
+      </w:pPr>
+      <w:r>
+        <w:rPr>
+          <w:b w:val="0"/>
+        </w:rPr>
         <w:t>Which can provide a fresh test, and under what condition?</w:t>
       </w:r>
     </w:p>
@@ -3214,7 +5814,13 @@
       </w:r>
     </w:p>
     <w:p>
-      <w:r>
+      <w:pPr>
+        <w:spacing w:line="336" w:lineRule="auto" w:after="180"/>
+      </w:pPr>
+      <w:r>
+        <w:rPr>
+          <w:b w:val="0"/>
+        </w:rPr>
         <w:t>G and H, only if neither influenced teaching or revision. Familiar cases do not establish unseen performance. Keep final test answers separate.</w:t>
       </w:r>
     </w:p>
@@ -3227,7 +5833,14 @@
       </w:r>
     </w:p>
     <w:p>
-      <w:r>
+      <w:pPr>
+        <w:spacing w:line="336" w:lineRule="auto" w:after="180"/>
+        <w:shd w:fill="F5F1FB"/>
+      </w:pPr>
+      <w:r>
+        <w:rPr>
+          <w:b w:val="0"/>
+        </w:rPr>
         <w:t>Which detail supports the answer, and why does it matter?</w:t>
       </w:r>
     </w:p>
@@ -3361,17 +5974,36 @@
       </w:tr>
     </w:tbl>
     <w:p>
-      <w:r>
+      <w:pPr>
+        <w:spacing w:line="336" w:lineRule="auto" w:after="180"/>
+      </w:pPr>
+      <w:r>
+        <w:rPr>
+          <w:b w:val="0"/>
+        </w:rPr>
         <w:t>Cards A–F are used for practice. G and H remain sealed.</w:t>
       </w:r>
     </w:p>
     <w:p>
-      <w:r>
+      <w:pPr>
+        <w:spacing w:line="336" w:lineRule="auto" w:after="180"/>
+        <w:shd w:fill="F5F1FB"/>
+      </w:pPr>
+      <w:r>
+        <w:rPr>
+          <w:b w:val="0"/>
+        </w:rPr>
         <w:t>Which can provide a fresh test, and under what condition?</w:t>
       </w:r>
     </w:p>
     <w:p>
-      <w:r>
+      <w:pPr>
+        <w:spacing w:line="336" w:lineRule="auto" w:after="180"/>
+      </w:pPr>
+      <w:r>
+        <w:rPr>
+          <w:b w:val="0"/>
+        </w:rPr>
         <w:t>G and H, only if neither influenced teaching or revision. Familiar cases do not establish unseen performance. Keep final test answers separate.</w:t>
       </w:r>
     </w:p>
@@ -3384,6 +6016,11 @@
       </w:r>
     </w:p>
     <w:p>
+      <w:r>
+        <w:t>Attempt the reserved new case before feedback. Record support; the earlier examples below remain additional practice.</w:t>
+      </w:r>
+    </w:p>
+    <w:p>
       <w:pPr>
         <w:pStyle w:val="Heading3"/>
       </w:pPr>
@@ -3392,8 +6029,60 @@
       </w:r>
     </w:p>
     <w:p>
-      <w:r>
-        <w:t>Before receiving any test labels, freeze RibbonA: whole cm lengths 1 through 12, long at least 6 cm and short otherwise. Save predictions for 5, 7, 9 and 11 cm. Ask your teacher to reveal the reserved labels, then record agreements, disagreements and a limited result statement. If you later choose threshold 8 after seeing these labels, explain how you must describe its result on the same records.</w:t>
+      <w:pPr>
+        <w:spacing w:line="336" w:lineRule="auto" w:after="180"/>
+      </w:pPr>
+      <w:r>
+        <w:rPr>
+          <w:b w:val="0"/>
+        </w:rPr>
+        <w:t xml:space="preserve">Before receiving any test labels, </w:t>
+      </w:r>
+      <w:r>
+        <w:rPr>
+          <w:b/>
+        </w:rPr>
+        <w:t>freeze</w:t>
+      </w:r>
+      <w:r>
+        <w:rPr>
+          <w:b w:val="0"/>
+        </w:rPr>
+        <w:t xml:space="preserve"> RibbonA: whole cm lengths 1 through 12, long at least 6 cm and short otherwise. Save </w:t>
+      </w:r>
+      <w:r>
+        <w:rPr>
+          <w:b/>
+        </w:rPr>
+        <w:t>prediction</w:t>
+      </w:r>
+      <w:r>
+        <w:rPr>
+          <w:b w:val="0"/>
+        </w:rPr>
+        <w:t>s for 5, 7, 9 and 11 cm.</w:t>
+      </w:r>
+    </w:p>
+    <w:p>
+      <w:pPr>
+        <w:spacing w:line="336" w:lineRule="auto" w:after="180"/>
+      </w:pPr>
+      <w:r>
+        <w:rPr>
+          <w:b w:val="0"/>
+        </w:rPr>
+        <w:t>Ask your teacher to reveal the reserved labels, then record agreements, disagreements and a limited result statement.</w:t>
+      </w:r>
+    </w:p>
+    <w:p>
+      <w:pPr>
+        <w:spacing w:line="336" w:lineRule="auto" w:after="180"/>
+      </w:pPr>
+      <w:r>
+        <w:rPr>
+          <w:b w:val="0"/>
+        </w:rPr>
+        <w:t>If you later choose threshold 8 after seeing these labels, explain how you must describe its result on the same records.</w:t>
       </w:r>
     </w:p>
     <w:p>
@@ -3440,7 +6129,13 @@
       </w:r>
     </w:p>
     <w:p>
-      <w:r>
+      <w:pPr>
+        <w:spacing w:line="336" w:lineRule="auto" w:after="180"/>
+      </w:pPr>
+      <w:r>
+        <w:rPr>
+          <w:b w:val="0"/>
+        </w:rPr>
         <w:t>Attempt this case before feedback. Record any help. Earlier examples below are further practice; a case already practised with feedback cannot establish fresh transfer.</w:t>
       </w:r>
     </w:p>
@@ -3453,18 +6148,43 @@
       </w:r>
     </w:p>
     <w:p>
-      <w:r>
+      <w:pPr>
+        <w:spacing w:line="336" w:lineRule="auto" w:after="180"/>
+      </w:pPr>
+      <w:r>
+        <w:rPr>
+          <w:b w:val="0"/>
+        </w:rPr>
         <w:t>Close the worked explanation. Apply the idea to this different question without copying.</w:t>
       </w:r>
     </w:p>
     <w:p>
-      <w:r>
+      <w:pPr>
+        <w:spacing w:line="336" w:lineRule="auto" w:after="180"/>
+        <w:shd w:fill="F5F1FB"/>
+      </w:pPr>
+      <w:r>
+        <w:rPr>
+          <w:b w:val="0"/>
+        </w:rPr>
         <w:t>You teach a sorter using cards A, B and C. You keep D and E unseen. Which cards provide the fairer first test? What changes if you show D during teaching?</w:t>
       </w:r>
     </w:p>
     <w:p>
-      <w:r>
-        <w:t>My answer, with a trace, calculation or supporting evidence</w:t>
+      <w:pPr>
+        <w:spacing w:line="336" w:lineRule="auto" w:after="180"/>
+      </w:pPr>
+      <w:r>
+        <w:rPr>
+          <w:b w:val="0"/>
+        </w:rPr>
+        <w:t xml:space="preserve">My answer, with a trace, calculation or supporting </w:t>
+      </w:r>
+      <w:r>
+        <w:rPr>
+          <w:b/>
+        </w:rPr>
+        <w:t>evidence</w:t>
       </w:r>
     </w:p>
     <w:p>
@@ -3509,13 +6229,37 @@
       </w:r>
     </w:p>
     <w:p>
-      <w:r>
+      <w:pPr>
+        <w:spacing w:line="336" w:lineRule="auto" w:after="180"/>
+      </w:pPr>
+      <w:r>
+        <w:rPr>
+          <w:b w:val="0"/>
+        </w:rPr>
         <w:t>Change one relevant detail. Predict the result before testing. Include a boundary or missing-information case when it helps reveal a limit.</w:t>
       </w:r>
     </w:p>
     <w:p>
-      <w:r>
-        <w:t>My changed input and expected result</w:t>
+      <w:pPr>
+        <w:spacing w:line="336" w:lineRule="auto" w:after="180"/>
+      </w:pPr>
+      <w:r>
+        <w:rPr>
+          <w:b w:val="0"/>
+        </w:rPr>
+        <w:t xml:space="preserve">My changed </w:t>
+      </w:r>
+      <w:r>
+        <w:rPr>
+          <w:b/>
+        </w:rPr>
+        <w:t>input</w:t>
+      </w:r>
+      <w:r>
+        <w:rPr>
+          <w:b w:val="0"/>
+        </w:rPr>
+        <w:t xml:space="preserve"> and expected result</w:t>
       </w:r>
     </w:p>
     <w:p>
@@ -3560,13 +6304,37 @@
       </w:r>
     </w:p>
     <w:p>
-      <w:r>
+      <w:pPr>
+        <w:spacing w:line="336" w:lineRule="auto" w:after="180"/>
+      </w:pPr>
+      <w:r>
+        <w:rPr>
+          <w:b w:val="0"/>
+        </w:rPr>
         <w:t>Create separate learn and test envelopes for the Classroom Sorter and label who may open each.</w:t>
       </w:r>
     </w:p>
     <w:p>
-      <w:r>
-        <w:t>The evidence I will keep</w:t>
+      <w:pPr>
+        <w:spacing w:line="336" w:lineRule="auto" w:after="180"/>
+      </w:pPr>
+      <w:r>
+        <w:rPr>
+          <w:b w:val="0"/>
+        </w:rPr>
+        <w:t xml:space="preserve">The </w:t>
+      </w:r>
+      <w:r>
+        <w:rPr>
+          <w:b/>
+        </w:rPr>
+        <w:t>evidence</w:t>
+      </w:r>
+      <w:r>
+        <w:rPr>
+          <w:b w:val="0"/>
+        </w:rPr>
+        <w:t xml:space="preserve"> I will keep</w:t>
       </w:r>
     </w:p>
     <w:p>
@@ -3603,8 +6371,26 @@
       </w:r>
     </w:p>
     <w:p>
-      <w:r>
-        <w:t>Your teacher has the independent answer and scoring criteria. Complete the matching workbook week to keep your practice evidence together.</w:t>
+      <w:pPr>
+        <w:spacing w:line="336" w:lineRule="auto" w:after="180"/>
+      </w:pPr>
+      <w:r>
+        <w:rPr>
+          <w:b w:val="0"/>
+        </w:rPr>
+        <w:t xml:space="preserve">Your teacher has the independent answer and scoring criteria. Complete the matching workbook week to keep your practice </w:t>
+      </w:r>
+      <w:r>
+        <w:rPr>
+          <w:b/>
+        </w:rPr>
+        <w:t>evidence</w:t>
+      </w:r>
+      <w:r>
+        <w:rPr>
+          <w:b w:val="0"/>
+        </w:rPr>
+        <w:t xml:space="preserve"> together.</w:t>
       </w:r>
     </w:p>
     <w:p>
@@ -3616,7 +6402,13 @@
       </w:r>
     </w:p>
     <w:p>
-      <w:r>
+      <w:pPr>
+        <w:spacing w:line="336" w:lineRule="auto" w:after="180"/>
+      </w:pPr>
+      <w:r>
+        <w:rPr>
+          <w:b w:val="0"/>
+        </w:rPr>
         <w:t>Eight cards are used to invent a rule. Four sealed cards are then opened; the team changes its rule after seeing errors. Can those four cards still be called an untouched final test? Plan what to do next.</w:t>
       </w:r>
     </w:p>
@@ -3672,8 +6464,25 @@
       </w:r>
     </w:p>
     <w:p>
-      <w:r>
-        <w:t>Attempt the independent case before hints. Record whether you worked alone, used a hint or followed a model. After feedback, fix the first unsupported step and explain why it changed. A later check uses a changed case, not a copied answer.</w:t>
+      <w:pPr>
+        <w:spacing w:line="336" w:lineRule="auto" w:after="180"/>
+      </w:pPr>
+      <w:r>
+        <w:rPr>
+          <w:b w:val="0"/>
+        </w:rPr>
+        <w:t>Attempt the independent case before hints. Record whether you worked alone, used a hint or followed a model. After feedback, fix the first unsupported step and explain why it changed.</w:t>
+      </w:r>
+    </w:p>
+    <w:p>
+      <w:pPr>
+        <w:spacing w:line="336" w:lineRule="auto" w:after="180"/>
+      </w:pPr>
+      <w:r>
+        <w:rPr>
+          <w:b w:val="0"/>
+        </w:rPr>
+        <w:t>A later check uses a changed case, not a copied answer.</w:t>
       </w:r>
     </w:p>
     <w:p>
@@ -3686,6 +6495,17 @@
     </w:p>
     <w:p>
       <w:r>
+        <w:t>Use this map to navigate Save New Examples for Testing, connect the goals to tasks and keep one evidence record for each attempt.</w:t>
+      </w:r>
+    </w:p>
+    <w:p>
+      <w:pPr>
+        <w:spacing w:line="336" w:lineRule="auto" w:after="180"/>
+      </w:pPr>
+      <w:r>
+        <w:rPr>
+          <w:b w:val="0"/>
+        </w:rPr>
         <w:t>Start with this question: A fictional envelope exercise evaluates a fixed pencil-length sorter.</w:t>
       </w:r>
     </w:p>
@@ -3792,13 +6612,61 @@
       </w:tr>
     </w:tbl>
     <w:p>
-      <w:r>
-        <w:t>Remember → watch and explain → try with help → investigate → try independently → keep project evidence. Your teacher may spread this lesson across several classes.</w:t>
-      </w:r>
-    </w:p>
-    <w:p>
-      <w:r>
-        <w:t>Keep your first prediction. Compare it with what the evidence shows and explain any change.</w:t>
+      <w:pPr>
+        <w:spacing w:line="336" w:lineRule="auto" w:after="180"/>
+      </w:pPr>
+      <w:r>
+        <w:rPr>
+          <w:b w:val="0"/>
+        </w:rPr>
+        <w:t xml:space="preserve">Remember → watch and explain → try with help → investigate → try independently → keep project </w:t>
+      </w:r>
+      <w:r>
+        <w:rPr>
+          <w:b/>
+        </w:rPr>
+        <w:t>evidence</w:t>
+      </w:r>
+      <w:r>
+        <w:rPr>
+          <w:b w:val="0"/>
+        </w:rPr>
+        <w:t>. Your teacher may spread this lesson across several classes.</w:t>
+      </w:r>
+    </w:p>
+    <w:p>
+      <w:pPr>
+        <w:spacing w:line="336" w:lineRule="auto" w:after="180"/>
+      </w:pPr>
+      <w:r>
+        <w:rPr>
+          <w:b w:val="0"/>
+        </w:rPr>
+        <w:t xml:space="preserve">Keep your first </w:t>
+      </w:r>
+      <w:r>
+        <w:rPr>
+          <w:b/>
+        </w:rPr>
+        <w:t>prediction</w:t>
+      </w:r>
+      <w:r>
+        <w:rPr>
+          <w:b w:val="0"/>
+        </w:rPr>
+        <w:t xml:space="preserve">. Compare it with what the </w:t>
+      </w:r>
+      <w:r>
+        <w:rPr>
+          <w:b/>
+        </w:rPr>
+        <w:t>evidence</w:t>
+      </w:r>
+      <w:r>
+        <w:rPr>
+          <w:b w:val="0"/>
+        </w:rPr>
+        <w:t xml:space="preserve"> shows and explain any change.</w:t>
       </w:r>
     </w:p>
     <w:p>
@@ -3811,6 +6679,17 @@
     </w:p>
     <w:p>
       <w:r>
+        <w:t>Explain Save New Examples for Testing without notes, identify a remaining question and plan a later check with a changed case.</w:t>
+      </w:r>
+    </w:p>
+    <w:p>
+      <w:pPr>
+        <w:spacing w:line="336" w:lineRule="auto" w:after="180"/>
+      </w:pPr>
+      <w:r>
+        <w:rPr>
+          <w:b w:val="0"/>
+        </w:rPr>
         <w:t>Close your notes. Explain this goal in your own words: Separate examples used to choose a model from examples reserved for its final evaluation</w:t>
       </w:r>
     </w:p>
@@ -3848,13 +6727,61 @@
       </w:r>
     </w:p>
     <w:p>
-      <w:r>
-        <w:t>If you are unsure, return to the worked picture and explain one arrow. If you are ready, change an input or assumption and justify your prediction.</w:t>
-      </w:r>
-    </w:p>
-    <w:p>
-      <w:r>
-        <w:t>Save your workbook evidence. At the next review, try a different case before opening your old answer.</w:t>
+      <w:pPr>
+        <w:spacing w:line="336" w:lineRule="auto" w:after="180"/>
+      </w:pPr>
+      <w:r>
+        <w:rPr>
+          <w:b w:val="0"/>
+        </w:rPr>
+        <w:t xml:space="preserve">If you are unsure, return to the worked picture and explain one arrow. If you are ready, change an </w:t>
+      </w:r>
+      <w:r>
+        <w:rPr>
+          <w:b/>
+        </w:rPr>
+        <w:t>input</w:t>
+      </w:r>
+      <w:r>
+        <w:rPr>
+          <w:b w:val="0"/>
+        </w:rPr>
+        <w:t xml:space="preserve"> or assumption and justify your </w:t>
+      </w:r>
+      <w:r>
+        <w:rPr>
+          <w:b/>
+        </w:rPr>
+        <w:t>prediction</w:t>
+      </w:r>
+      <w:r>
+        <w:rPr>
+          <w:b w:val="0"/>
+        </w:rPr>
+        <w:t>.</w:t>
+      </w:r>
+    </w:p>
+    <w:p>
+      <w:pPr>
+        <w:spacing w:line="336" w:lineRule="auto" w:after="180"/>
+      </w:pPr>
+      <w:r>
+        <w:rPr>
+          <w:b w:val="0"/>
+        </w:rPr>
+        <w:t xml:space="preserve">Save your workbook </w:t>
+      </w:r>
+      <w:r>
+        <w:rPr>
+          <w:b/>
+        </w:rPr>
+        <w:t>evidence</w:t>
+      </w:r>
+      <w:r>
+        <w:rPr>
+          <w:b w:val="0"/>
+        </w:rPr>
+        <w:t>. At the next review, try a different case before opening your old answer.</w:t>
       </w:r>
     </w:p>
     <w:p>
@@ -3867,11 +6794,28 @@
     </w:p>
     <w:p>
       <w:r>
+        <w:t>Attempt supported questions before using hints or feedback. Review a missing building block, then keep the completed work.</w:t>
+      </w:r>
+    </w:p>
+    <w:p>
+      <w:pPr>
+        <w:spacing w:line="336" w:lineRule="auto" w:after="180"/>
+      </w:pPr>
+      <w:r>
+        <w:rPr>
+          <w:b w:val="0"/>
+        </w:rPr>
         <w:t>Use this supported practice once, in the browser or on paper. Keep the reserved independent assessment for a separate first attempt before teacher feedback.</w:t>
       </w:r>
     </w:p>
     <w:p>
-      <w:r>
+      <w:pPr>
+        <w:spacing w:line="336" w:lineRule="auto" w:after="180"/>
+      </w:pPr>
+      <w:r>
+        <w:rPr>
+          <w:b w:val="0"/>
+        </w:rPr>
         <w:t>A fictional envelope exercise evaluates a fixed pencil-length sorter.</w:t>
       </w:r>
     </w:p>
@@ -3884,27 +6828,67 @@
       </w:r>
     </w:p>
     <w:p>
-      <w:r>
+      <w:pPr>
+        <w:spacing w:line="336" w:lineRule="auto" w:after="180"/>
+      </w:pPr>
+      <w:r>
+        <w:rPr>
+          <w:b w:val="0"/>
+        </w:rPr>
         <w:t>Which labelled step matches this detail? Three of four agree; the disagreement is at 5 cm.</w:t>
       </w:r>
     </w:p>
     <w:p>
-      <w:r>
+      <w:pPr>
+        <w:spacing w:line="336" w:lineRule="auto" w:after="180"/>
+        <w:shd w:fill="F4F9FC"/>
+      </w:pPr>
+      <w:r>
+        <w:rPr>
+          <w:b w:val="0"/>
+        </w:rPr>
         <w:t>1. Reveal references</w:t>
       </w:r>
     </w:p>
     <w:p>
-      <w:r>
+      <w:pPr>
+        <w:spacing w:line="336" w:lineRule="auto" w:after="180"/>
+        <w:shd w:fill="F4F9FC"/>
+      </w:pPr>
+      <w:r>
+        <w:rPr>
+          <w:b w:val="0"/>
+        </w:rPr>
         <w:t>2. Compare</w:t>
       </w:r>
     </w:p>
     <w:p>
-      <w:r>
-        <w:t>3. Freeze</w:t>
-      </w:r>
-    </w:p>
-    <w:p>
-      <w:r>
+      <w:pPr>
+        <w:spacing w:line="336" w:lineRule="auto" w:after="180"/>
+        <w:shd w:fill="F4F9FC"/>
+      </w:pPr>
+      <w:r>
+        <w:rPr>
+          <w:b w:val="0"/>
+        </w:rPr>
+        <w:t xml:space="preserve">3. </w:t>
+      </w:r>
+      <w:r>
+        <w:rPr>
+          <w:b/>
+        </w:rPr>
+        <w:t>Freeze</w:t>
+      </w:r>
+    </w:p>
+    <w:p>
+      <w:pPr>
+        <w:spacing w:line="336" w:lineRule="auto" w:after="180"/>
+        <w:shd w:fill="F4F9FC"/>
+      </w:pPr>
+      <w:r>
+        <w:rPr>
+          <w:b w:val="0"/>
+        </w:rPr>
         <w:t>4. Predict</w:t>
       </w:r>
     </w:p>
@@ -3942,41 +6926,155 @@
       </w:r>
     </w:p>
     <w:p>
-      <w:r>
+      <w:pPr>
+        <w:pStyle w:val="Heading3"/>
+      </w:pPr>
+      <w:r>
+        <w:t>Hint · try first</w:t>
+      </w:r>
+    </w:p>
+    <w:p>
+      <w:pPr>
+        <w:spacing w:line="336" w:lineRule="auto" w:after="180"/>
+        <w:shd w:fill="F1F6F8"/>
+      </w:pPr>
+      <w:r>
+        <w:rPr>
+          <w:b w:val="0"/>
+        </w:rPr>
         <w:t>Hint if needed: Read the steps in the pictorial case. Match the supplied detail to the stage that performs or records it.</w:t>
       </w:r>
     </w:p>
     <w:p>
-      <w:r>
-        <w:t>After your attempt, compare with the supported explanation: Compare Three of four agree; the disagreement is at 5 cm. The prediction record must exist before the labels are seen. PencilP scores 3/4=75% agreement on these four selected cases. Moving the boundary after inspecting the envelope makes this a development exercise; the same four cases can no longer serve as untouched final evaluation.</w:t>
-      </w:r>
-    </w:p>
-    <w:p>
       <w:pPr>
         <w:pStyle w:val="Heading3"/>
       </w:pPr>
       <w:r>
+        <w:t>Feedback · compare after trying</w:t>
+      </w:r>
+    </w:p>
+    <w:p>
+      <w:pPr>
+        <w:spacing w:line="336" w:lineRule="auto" w:after="180"/>
+        <w:shd w:fill="F1F6FC"/>
+      </w:pPr>
+      <w:r>
+        <w:rPr>
+          <w:b w:val="0"/>
+        </w:rPr>
+        <w:t xml:space="preserve">After your attempt, compare with the supported explanation: Compare Three of four agree; the disagreement is at 5 cm. The </w:t>
+      </w:r>
+      <w:r>
+        <w:rPr>
+          <w:b/>
+        </w:rPr>
+        <w:t>prediction</w:t>
+      </w:r>
+      <w:r>
+        <w:rPr>
+          <w:b w:val="0"/>
+        </w:rPr>
+        <w:t xml:space="preserve"> record must exist before the labels are seen.</w:t>
+      </w:r>
+    </w:p>
+    <w:p>
+      <w:pPr>
+        <w:spacing w:line="336" w:lineRule="auto" w:after="180"/>
+        <w:shd w:fill="F1F6FC"/>
+      </w:pPr>
+      <w:r>
+        <w:rPr>
+          <w:b w:val="0"/>
+        </w:rPr>
+        <w:t>PencilP scores 3/4=75% agreement on these four selected cases. Moving the boundary after inspecting the envelope makes this a development exercise; the same four cases can no longer serve as untouched final evaluation.</w:t>
+      </w:r>
+    </w:p>
+    <w:p>
+      <w:pPr>
+        <w:pStyle w:val="Heading3"/>
+      </w:pPr>
+      <w:r>
         <w:t>Practice 2: explain the deciding evidence</w:t>
       </w:r>
     </w:p>
     <w:p>
-      <w:r>
+      <w:pPr>
+        <w:pStyle w:val="Heading3"/>
+      </w:pPr>
+      <w:r>
+        <w:t>Changed case · predict first</w:t>
+      </w:r>
+    </w:p>
+    <w:p>
+      <w:pPr>
+        <w:spacing w:line="336" w:lineRule="auto" w:after="180"/>
+        <w:shd w:fill="F5F1FB"/>
+      </w:pPr>
+      <w:r>
+        <w:rPr>
+          <w:b w:val="0"/>
+        </w:rPr>
         <w:t>Changed-case practice: After feedback, change the boundary to 5. Which conclusion is supported by the supplied facts?</w:t>
       </w:r>
     </w:p>
     <w:p>
-      <w:r>
+      <w:pPr>
+        <w:spacing w:line="336" w:lineRule="auto" w:after="180"/>
+        <w:shd w:fill="F4F9FC"/>
+      </w:pPr>
+      <w:r>
+        <w:rPr>
+          <w:b w:val="0"/>
+        </w:rPr>
         <w:t>1. The revised rule matches all four known labels but needs a different final test.</w:t>
       </w:r>
     </w:p>
     <w:p>
-      <w:r>
-        <w:t>2. We can decide the result without examining the changed input or the procedure.</w:t>
-      </w:r>
-    </w:p>
-    <w:p>
-      <w:r>
-        <w:t>3. This one example guarantees correct results for every future input.</w:t>
+      <w:pPr>
+        <w:spacing w:line="336" w:lineRule="auto" w:after="180"/>
+        <w:shd w:fill="F4F9FC"/>
+      </w:pPr>
+      <w:r>
+        <w:rPr>
+          <w:b w:val="0"/>
+        </w:rPr>
+        <w:t xml:space="preserve">2. We can decide the result without examining the changed </w:t>
+      </w:r>
+      <w:r>
+        <w:rPr>
+          <w:b/>
+        </w:rPr>
+        <w:t>input</w:t>
+      </w:r>
+      <w:r>
+        <w:rPr>
+          <w:b w:val="0"/>
+        </w:rPr>
+        <w:t xml:space="preserve"> or the procedure.</w:t>
+      </w:r>
+    </w:p>
+    <w:p>
+      <w:pPr>
+        <w:spacing w:line="336" w:lineRule="auto" w:after="180"/>
+        <w:shd w:fill="F4F9FC"/>
+      </w:pPr>
+      <w:r>
+        <w:rPr>
+          <w:b w:val="0"/>
+        </w:rPr>
+        <w:t xml:space="preserve">3. This one example guarantees correct results for every future </w:t>
+      </w:r>
+      <w:r>
+        <w:rPr>
+          <w:b/>
+        </w:rPr>
+        <w:t>input</w:t>
+      </w:r>
+      <w:r>
+        <w:rPr>
+          <w:b w:val="0"/>
+        </w:rPr>
+        <w:t>.</w:t>
       </w:r>
     </w:p>
     <w:p>
@@ -4013,36 +7111,189 @@
       </w:r>
     </w:p>
     <w:p>
-      <w:r>
+      <w:pPr>
+        <w:pStyle w:val="Heading3"/>
+      </w:pPr>
+      <w:r>
+        <w:t>Hint · try first</w:t>
+      </w:r>
+    </w:p>
+    <w:p>
+      <w:pPr>
+        <w:spacing w:line="336" w:lineRule="auto" w:after="180"/>
+        <w:shd w:fill="F1F6F8"/>
+      </w:pPr>
+      <w:r>
+        <w:rPr>
+          <w:b w:val="0"/>
+        </w:rPr>
         <w:t>Hint if needed: Use the changed condition and the deciding step in the pictorial trace. The answer must say what follows from those facts.</w:t>
       </w:r>
     </w:p>
     <w:p>
-      <w:r>
-        <w:t>After your attempt, compare with the supported explanation: The revised rule matches all four known labels but needs a different final test. These labels influenced the revision, so replaying them is evidence of repair rather than unseen performance.</w:t>
-      </w:r>
-    </w:p>
-    <w:p>
       <w:pPr>
         <w:pStyle w:val="Heading3"/>
       </w:pPr>
       <w:r>
+        <w:t>Feedback · compare after trying</w:t>
+      </w:r>
+    </w:p>
+    <w:p>
+      <w:pPr>
+        <w:spacing w:line="336" w:lineRule="auto" w:after="180"/>
+        <w:shd w:fill="F1F6FC"/>
+      </w:pPr>
+      <w:r>
+        <w:rPr>
+          <w:b w:val="0"/>
+        </w:rPr>
+        <w:t>After your attempt, compare with the supported explanation: The revised rule matches all four known labels but needs a different final test.</w:t>
+      </w:r>
+    </w:p>
+    <w:p>
+      <w:pPr>
+        <w:spacing w:line="336" w:lineRule="auto" w:after="180"/>
+        <w:shd w:fill="F1F6FC"/>
+      </w:pPr>
+      <w:r>
+        <w:rPr>
+          <w:b w:val="0"/>
+        </w:rPr>
+        <w:t xml:space="preserve">These labels influenced the revision, so replaying them is </w:t>
+      </w:r>
+      <w:r>
+        <w:rPr>
+          <w:b/>
+        </w:rPr>
+        <w:t>evidence</w:t>
+      </w:r>
+      <w:r>
+        <w:rPr>
+          <w:b w:val="0"/>
+        </w:rPr>
+        <w:t xml:space="preserve"> of repair rather than unseen performance.</w:t>
+      </w:r>
+    </w:p>
+    <w:p>
+      <w:pPr>
+        <w:pStyle w:val="Heading3"/>
+      </w:pPr>
+      <w:r>
         <w:t>Repair a missing building block</w:t>
       </w:r>
     </w:p>
     <w:p>
-      <w:r>
-        <w:t>Review Build a Human Classifier (ai-1/14). Goal: Construct a classifier with a stated input format, selected rule and recorded output. Short practice: Trace 0 cm and explain why clarification is different from predicting short.. Return to this week and explain what you changed.</w:t>
-      </w:r>
-    </w:p>
-    <w:p>
-      <w:r>
-        <w:t>Review Debug the Cause (ai-1/12). Goal: Compare expected and observed traces to locate the first difference. Short practice: Propose input 0 and give both predicted outputs without inventing an observed result.. Return to this week and explain what you changed.</w:t>
-      </w:r>
-    </w:p>
-    <w:p>
-      <w:r>
-        <w:t>Review Algorithms as Recipes (ai-1/9). Goal: Trace an ordered algorithm using the current value after every instruction. Short practice: Use the arrows to explain where the two zero-start runs first differ.. Return to this week and explain what you changed.</w:t>
+      <w:pPr>
+        <w:spacing w:line="336" w:lineRule="auto" w:after="180"/>
+      </w:pPr>
+      <w:r>
+        <w:rPr>
+          <w:b w:val="0"/>
+        </w:rPr>
+        <w:t xml:space="preserve">Review Build a Human Classifier (ai-1/14). Goal: Construct a classifier with a stated </w:t>
+      </w:r>
+      <w:r>
+        <w:rPr>
+          <w:b/>
+        </w:rPr>
+        <w:t>input</w:t>
+      </w:r>
+      <w:r>
+        <w:rPr>
+          <w:b w:val="0"/>
+        </w:rPr>
+        <w:t xml:space="preserve"> format, selected rule and recorded </w:t>
+      </w:r>
+      <w:r>
+        <w:rPr>
+          <w:b/>
+        </w:rPr>
+        <w:t>output</w:t>
+      </w:r>
+      <w:r>
+        <w:rPr>
+          <w:b w:val="0"/>
+        </w:rPr>
+        <w:t>.</w:t>
+      </w:r>
+    </w:p>
+    <w:p>
+      <w:pPr>
+        <w:spacing w:line="336" w:lineRule="auto" w:after="180"/>
+      </w:pPr>
+      <w:r>
+        <w:rPr>
+          <w:b w:val="0"/>
+        </w:rPr>
+        <w:t>Short practice: Trace 0 cm and explain why clarification is different from predicting short.. Return to this week and explain what you changed.</w:t>
+      </w:r>
+    </w:p>
+    <w:p>
+      <w:pPr>
+        <w:spacing w:line="336" w:lineRule="auto" w:after="180"/>
+      </w:pPr>
+      <w:r>
+        <w:rPr>
+          <w:b w:val="0"/>
+        </w:rPr>
+        <w:t xml:space="preserve">Review Debug the Cause (ai-1/12). Goal: Compare expected and observed traces to locate the first difference. Short practice: Propose </w:t>
+      </w:r>
+      <w:r>
+        <w:rPr>
+          <w:b/>
+        </w:rPr>
+        <w:t>input</w:t>
+      </w:r>
+      <w:r>
+        <w:rPr>
+          <w:b w:val="0"/>
+        </w:rPr>
+        <w:t xml:space="preserve"> 0 and give both predicted </w:t>
+      </w:r>
+      <w:r>
+        <w:rPr>
+          <w:b/>
+        </w:rPr>
+        <w:t>output</w:t>
+      </w:r>
+      <w:r>
+        <w:rPr>
+          <w:b w:val="0"/>
+        </w:rPr>
+        <w:t>s without inventing an observed result..</w:t>
+      </w:r>
+    </w:p>
+    <w:p>
+      <w:pPr>
+        <w:spacing w:line="336" w:lineRule="auto" w:after="180"/>
+      </w:pPr>
+      <w:r>
+        <w:rPr>
+          <w:b w:val="0"/>
+        </w:rPr>
+        <w:t>Return to this week and explain what you changed.</w:t>
+      </w:r>
+    </w:p>
+    <w:p>
+      <w:pPr>
+        <w:spacing w:line="336" w:lineRule="auto" w:after="180"/>
+      </w:pPr>
+      <w:r>
+        <w:rPr>
+          <w:b w:val="0"/>
+        </w:rPr>
+        <w:t>Review Algorithms as Recipes (ai-1/9). Goal: Trace an ordered algorithm using the current value after every instruction. Short practice: Use the arrows to explain where the two zero-start runs first differ..</w:t>
+      </w:r>
+    </w:p>
+    <w:p>
+      <w:pPr>
+        <w:spacing w:line="336" w:lineRule="auto" w:after="180"/>
+      </w:pPr>
+      <w:r>
+        <w:rPr>
+          <w:b w:val="0"/>
+        </w:rPr>
+        <w:t>Return to this week and explain what you changed.</w:t>
       </w:r>
     </w:p>
     <w:p>
@@ -4054,8 +7305,632 @@
       </w:r>
     </w:p>
     <w:p>
-      <w:r>
-        <w:t>Use Download completed work in the hosted lesson to export your answers, reflections, practice feedback and code-run evidence. Open the HTML copy to read or print it. Drafts stay in this browser when storage is available; clear drafts on a shared device.</w:t>
+      <w:pPr>
+        <w:spacing w:line="336" w:lineRule="auto" w:after="180"/>
+      </w:pPr>
+      <w:r>
+        <w:rPr>
+          <w:b w:val="0"/>
+        </w:rPr>
+        <w:t xml:space="preserve">Use Download completed work in the hosted lesson to export your answers, reflections, practice feedback and code-run </w:t>
+      </w:r>
+      <w:r>
+        <w:rPr>
+          <w:b/>
+        </w:rPr>
+        <w:t>evidence</w:t>
+      </w:r>
+      <w:r>
+        <w:rPr>
+          <w:b w:val="0"/>
+        </w:rPr>
+        <w:t>. Open the HTML copy to read or print it.</w:t>
+      </w:r>
+    </w:p>
+    <w:p>
+      <w:pPr>
+        <w:spacing w:line="336" w:lineRule="auto" w:after="180"/>
+      </w:pPr>
+      <w:r>
+        <w:rPr>
+          <w:b w:val="0"/>
+        </w:rPr>
+        <w:t>Drafts stay in this browser when storage is available; clear drafts on a shared device.</w:t>
+      </w:r>
+    </w:p>
+    <w:p>
+      <w:pPr>
+        <w:pStyle w:val="Heading1"/>
+      </w:pPr>
+      <w:r>
+        <w:t>18. Visual concept journey</w:t>
+      </w:r>
+    </w:p>
+    <w:p>
+      <w:r>
+        <w:t>Explain each Save New Examples for Testing graphic using its labels, deciding evidence and relevant limitation.</w:t>
+      </w:r>
+    </w:p>
+    <w:p>
+      <w:pPr>
+        <w:pStyle w:val="Heading3"/>
+      </w:pPr>
+      <w:r>
+        <w:t>01. Save New Examples for Testing: the case</w:t>
+      </w:r>
+    </w:p>
+    <w:p>
+      <w:r>
+        <w:drawing>
+          <wp:inline xmlns:a="http://schemas.openxmlformats.org/drawingml/2006/main" xmlns:pic="http://schemas.openxmlformats.org/drawingml/2006/picture">
+            <wp:extent cx="5486400" cy="2840736"/>
+            <wp:docPr id="23" name="Picture 23" descr="A fictional envelope exercise evaluates a fixed pencil-length sorter. Supplied facts: Freeze PencilP: long at least 6 cm; short below 6. Reserved valid lengths are 3,5,6,9 cm. Teacher envelope labels, revealed only after predictions, are short,long,long,long."/>
+            <wp:cNvGraphicFramePr>
+              <a:graphicFrameLocks noChangeAspect="1"/>
+            </wp:cNvGraphicFramePr>
+            <a:graphic>
+              <a:graphicData uri="http://schemas.openxmlformats.org/drawingml/2006/picture">
+                <pic:pic>
+                  <pic:nvPicPr>
+                    <pic:cNvPr id="0" name="academy-story-ai-1-15-01.png"/>
+                    <pic:cNvPicPr/>
+                  </pic:nvPicPr>
+                  <pic:blipFill>
+                    <a:blip r:embed="rId31"/>
+                    <a:stretch>
+                      <a:fillRect/>
+                    </a:stretch>
+                  </pic:blipFill>
+                  <pic:spPr>
+                    <a:xfrm>
+                      <a:off x="0" y="0"/>
+                      <a:ext cx="5486400" cy="2840736"/>
+                    </a:xfrm>
+                    <a:prstGeom prst="rect"/>
+                  </pic:spPr>
+                </pic:pic>
+              </a:graphicData>
+            </a:graphic>
+          </wp:inline>
+        </w:drawing>
+      </w:r>
+    </w:p>
+    <w:p>
+      <w:pPr>
+        <w:spacing w:line="336" w:lineRule="auto" w:after="180"/>
+      </w:pPr>
+      <w:r>
+        <w:rPr>
+          <w:b w:val="0"/>
+        </w:rPr>
+        <w:t xml:space="preserve">A fictional envelope exercise evaluates a fixed pencil-length sorter. Supplied facts: </w:t>
+      </w:r>
+      <w:r>
+        <w:rPr>
+          <w:b/>
+        </w:rPr>
+        <w:t>Freeze</w:t>
+      </w:r>
+      <w:r>
+        <w:rPr>
+          <w:b w:val="0"/>
+        </w:rPr>
+        <w:t xml:space="preserve"> PencilP: long at least 6 cm; short below 6. Reserved valid lengths are 3,5,6,9 cm.</w:t>
+      </w:r>
+    </w:p>
+    <w:p>
+      <w:pPr>
+        <w:spacing w:line="336" w:lineRule="auto" w:after="180"/>
+      </w:pPr>
+      <w:r>
+        <w:rPr>
+          <w:b w:val="0"/>
+        </w:rPr>
+        <w:t xml:space="preserve">Teacher envelope labels, revealed only after </w:t>
+      </w:r>
+      <w:r>
+        <w:rPr>
+          <w:b/>
+        </w:rPr>
+        <w:t>prediction</w:t>
+      </w:r>
+      <w:r>
+        <w:rPr>
+          <w:b w:val="0"/>
+        </w:rPr>
+        <w:t>s, are short,long,long,long.</w:t>
+      </w:r>
+    </w:p>
+    <w:p>
+      <w:pPr>
+        <w:spacing w:line="336" w:lineRule="auto" w:after="180"/>
+        <w:shd w:fill="F5F1FB"/>
+      </w:pPr>
+      <w:r>
+        <w:rPr>
+          <w:b w:val="0"/>
+        </w:rPr>
+        <w:t>Point to the given fact that matters most. Explain why it matters.</w:t>
+      </w:r>
+    </w:p>
+    <w:p>
+      <w:pPr>
+        <w:pStyle w:val="Heading3"/>
+      </w:pPr>
+      <w:r>
+        <w:t>02. Follow the deciding steps</w:t>
+      </w:r>
+    </w:p>
+    <w:p>
+      <w:r>
+        <w:drawing>
+          <wp:inline xmlns:a="http://schemas.openxmlformats.org/drawingml/2006/main" xmlns:pic="http://schemas.openxmlformats.org/drawingml/2006/picture">
+            <wp:extent cx="5486400" cy="4005072"/>
+            <wp:docPr id="24" name="Picture 24" descr="Freeze: Write PencilP and its boundary before opening the label envelope. → Predict: For 3,5,6,9 cm predict short,short,long,long. → Reveal references: Envelope labels are short,long,long,long. → Compare: Three of four agree; the disagreement is at 5 cm."/>
+            <wp:cNvGraphicFramePr>
+              <a:graphicFrameLocks noChangeAspect="1"/>
+            </wp:cNvGraphicFramePr>
+            <a:graphic>
+              <a:graphicData uri="http://schemas.openxmlformats.org/drawingml/2006/picture">
+                <pic:pic>
+                  <pic:nvPicPr>
+                    <pic:cNvPr id="0" name="academy-story-ai-1-15-02.png"/>
+                    <pic:cNvPicPr/>
+                  </pic:nvPicPr>
+                  <pic:blipFill>
+                    <a:blip r:embed="rId32"/>
+                    <a:stretch>
+                      <a:fillRect/>
+                    </a:stretch>
+                  </pic:blipFill>
+                  <pic:spPr>
+                    <a:xfrm>
+                      <a:off x="0" y="0"/>
+                      <a:ext cx="5486400" cy="4005072"/>
+                    </a:xfrm>
+                    <a:prstGeom prst="rect"/>
+                  </pic:spPr>
+                </pic:pic>
+              </a:graphicData>
+            </a:graphic>
+          </wp:inline>
+        </w:drawing>
+      </w:r>
+    </w:p>
+    <w:p>
+      <w:pPr>
+        <w:spacing w:line="336" w:lineRule="auto" w:after="180"/>
+      </w:pPr>
+      <w:r>
+        <w:rPr>
+          <w:b/>
+        </w:rPr>
+        <w:t>Freeze</w:t>
+      </w:r>
+      <w:r>
+        <w:rPr>
+          <w:b w:val="0"/>
+        </w:rPr>
+        <w:t>: Write PencilP and its boundary before opening the label envelope. → Predict: For 3,5,6,9 cm predict short,short,long,long. → Reveal references: Envelope labels are short,long,long,long. → Compare: Three of four agree; the disagreement is at 5 cm.</w:t>
+      </w:r>
+    </w:p>
+    <w:p>
+      <w:pPr>
+        <w:spacing w:line="336" w:lineRule="auto" w:after="180"/>
+        <w:shd w:fill="F5F1FB"/>
+      </w:pPr>
+      <w:r>
+        <w:rPr>
+          <w:b w:val="0"/>
+        </w:rPr>
+        <w:t xml:space="preserve">Point to each numbered stage and explain which recorded </w:t>
+      </w:r>
+      <w:r>
+        <w:rPr>
+          <w:b/>
+        </w:rPr>
+        <w:t>input</w:t>
+      </w:r>
+      <w:r>
+        <w:rPr>
+          <w:b w:val="0"/>
+        </w:rPr>
+        <w:t xml:space="preserve"> it uses.</w:t>
+      </w:r>
+    </w:p>
+    <w:p>
+      <w:pPr>
+        <w:pStyle w:val="Heading3"/>
+      </w:pPr>
+      <w:r>
+        <w:t>03. Frozen predictions versus reserved labels</w:t>
+      </w:r>
+    </w:p>
+    <w:p>
+      <w:r>
+        <w:drawing>
+          <wp:inline xmlns:a="http://schemas.openxmlformats.org/drawingml/2006/main" xmlns:pic="http://schemas.openxmlformats.org/drawingml/2006/picture">
+            <wp:extent cx="5486400" cy="3938016"/>
+            <wp:docPr id="25" name="Picture 25" descr="Frozen predictions versus reserved labels. Test 1: Length cm = 3, PencilP = short, Reference = short, Result = agree. Test 2: Length cm = 5, PencilP = short, Reference = long, Result = disagree. Test 3: Length cm = 6, PencilP = long, Reference = long, Result = agree. Test 4: Length cm = 9, PencilP = long, Reference = long, Result = agree."/>
+            <wp:cNvGraphicFramePr>
+              <a:graphicFrameLocks noChangeAspect="1"/>
+            </wp:cNvGraphicFramePr>
+            <a:graphic>
+              <a:graphicData uri="http://schemas.openxmlformats.org/drawingml/2006/picture">
+                <pic:pic>
+                  <pic:nvPicPr>
+                    <pic:cNvPr id="0" name="academy-story-ai-1-15-03.png"/>
+                    <pic:cNvPicPr/>
+                  </pic:nvPicPr>
+                  <pic:blipFill>
+                    <a:blip r:embed="rId33"/>
+                    <a:stretch>
+                      <a:fillRect/>
+                    </a:stretch>
+                  </pic:blipFill>
+                  <pic:spPr>
+                    <a:xfrm>
+                      <a:off x="0" y="0"/>
+                      <a:ext cx="5486400" cy="3938016"/>
+                    </a:xfrm>
+                    <a:prstGeom prst="rect"/>
+                  </pic:spPr>
+                </pic:pic>
+              </a:graphicData>
+            </a:graphic>
+          </wp:inline>
+        </w:drawing>
+      </w:r>
+    </w:p>
+    <w:p>
+      <w:pPr>
+        <w:spacing w:line="336" w:lineRule="auto" w:after="180"/>
+      </w:pPr>
+      <w:r>
+        <w:rPr>
+          <w:b w:val="0"/>
+        </w:rPr>
+        <w:t xml:space="preserve">Frozen </w:t>
+      </w:r>
+      <w:r>
+        <w:rPr>
+          <w:b/>
+        </w:rPr>
+        <w:t>prediction</w:t>
+      </w:r>
+      <w:r>
+        <w:rPr>
+          <w:b w:val="0"/>
+        </w:rPr>
+        <w:t>s versus reserved labels. Test 1: Length cm = 3, PencilP = short, Reference = short, Result = agree. Test 2: Length cm = 5, PencilP = short, Reference = long, Result = disagree.</w:t>
+      </w:r>
+    </w:p>
+    <w:p>
+      <w:pPr>
+        <w:spacing w:line="336" w:lineRule="auto" w:after="180"/>
+      </w:pPr>
+      <w:r>
+        <w:rPr>
+          <w:b w:val="0"/>
+        </w:rPr>
+        <w:t>Test 3: Length cm = 6, PencilP = long, Reference = long, Result = agree. Test 4: Length cm = 9, PencilP = long, Reference = long, Result = agree.</w:t>
+      </w:r>
+    </w:p>
+    <w:p>
+      <w:pPr>
+        <w:spacing w:line="336" w:lineRule="auto" w:after="180"/>
+        <w:shd w:fill="F5F1FB"/>
+      </w:pPr>
+      <w:r>
+        <w:rPr>
+          <w:b w:val="0"/>
+        </w:rPr>
+        <w:t>Read the labels and values. Explain the relationship the model shows.</w:t>
+      </w:r>
+    </w:p>
+    <w:p>
+      <w:pPr>
+        <w:pStyle w:val="Heading3"/>
+      </w:pPr>
+      <w:r>
+        <w:t>04. Change one thing. Trace what follows.</w:t>
+      </w:r>
+    </w:p>
+    <w:p>
+      <w:r>
+        <w:drawing>
+          <wp:inline xmlns:a="http://schemas.openxmlformats.org/drawingml/2006/main" xmlns:pic="http://schemas.openxmlformats.org/drawingml/2006/picture">
+            <wp:extent cx="5486400" cy="3179064"/>
+            <wp:docPr id="26" name="Picture 26" descr="Original case: Three of four agree; the disagreement is at 5 cm. Changed condition: After feedback, change the boundary to 5. Expected result: The revised rule matches all four known labels but needs a different final test. Reason: These labels influenced the revision, so replaying them is evidence of repair rather than unseen performance."/>
+            <wp:cNvGraphicFramePr>
+              <a:graphicFrameLocks noChangeAspect="1"/>
+            </wp:cNvGraphicFramePr>
+            <a:graphic>
+              <a:graphicData uri="http://schemas.openxmlformats.org/drawingml/2006/picture">
+                <pic:pic>
+                  <pic:nvPicPr>
+                    <pic:cNvPr id="0" name="academy-story-ai-1-15-04.png"/>
+                    <pic:cNvPicPr/>
+                  </pic:nvPicPr>
+                  <pic:blipFill>
+                    <a:blip r:embed="rId34"/>
+                    <a:stretch>
+                      <a:fillRect/>
+                    </a:stretch>
+                  </pic:blipFill>
+                  <pic:spPr>
+                    <a:xfrm>
+                      <a:off x="0" y="0"/>
+                      <a:ext cx="5486400" cy="3179064"/>
+                    </a:xfrm>
+                    <a:prstGeom prst="rect"/>
+                  </pic:spPr>
+                </pic:pic>
+              </a:graphicData>
+            </a:graphic>
+          </wp:inline>
+        </w:drawing>
+      </w:r>
+    </w:p>
+    <w:p>
+      <w:pPr>
+        <w:spacing w:line="336" w:lineRule="auto" w:after="180"/>
+      </w:pPr>
+      <w:r>
+        <w:rPr>
+          <w:b w:val="0"/>
+        </w:rPr>
+        <w:t>Original case: Three of four agree; the disagreement is at 5 cm. Changed condition: After feedback, change the boundary to 5. Expected result: The revised rule matches all four known labels but needs a different final test.</w:t>
+      </w:r>
+    </w:p>
+    <w:p>
+      <w:pPr>
+        <w:spacing w:line="336" w:lineRule="auto" w:after="180"/>
+      </w:pPr>
+      <w:r>
+        <w:rPr>
+          <w:b w:val="0"/>
+        </w:rPr>
+        <w:t xml:space="preserve">Reason: These labels influenced the revision, so replaying them is </w:t>
+      </w:r>
+      <w:r>
+        <w:rPr>
+          <w:b/>
+        </w:rPr>
+        <w:t>evidence</w:t>
+      </w:r>
+      <w:r>
+        <w:rPr>
+          <w:b w:val="0"/>
+        </w:rPr>
+        <w:t xml:space="preserve"> of repair rather than unseen performance.</w:t>
+      </w:r>
+    </w:p>
+    <w:p>
+      <w:pPr>
+        <w:spacing w:line="336" w:lineRule="auto" w:after="180"/>
+        <w:shd w:fill="F5F1FB"/>
+      </w:pPr>
+      <w:r>
+        <w:rPr>
+          <w:b w:val="0"/>
+        </w:rPr>
+        <w:t>Predict before checking the worked changed-case result. Name what changed and what the supplied facts allow you to conclude.</w:t>
+      </w:r>
+    </w:p>
+    <w:p>
+      <w:pPr>
+        <w:pStyle w:val="Heading3"/>
+      </w:pPr>
+      <w:r>
+        <w:t>05. Connect the explanation to its limit</w:t>
+      </w:r>
+    </w:p>
+    <w:p>
+      <w:r>
+        <w:drawing>
+          <wp:inline xmlns:a="http://schemas.openxmlformats.org/drawingml/2006/main" xmlns:pic="http://schemas.openxmlformats.org/drawingml/2006/picture">
+            <wp:extent cx="5486400" cy="2834640"/>
+            <wp:docPr id="27" name="Picture 27" descr="The prediction record must exist before the labels are seen. PencilP scores 3/4=75% agreement on these four selected cases. Moving the boundary after inspecting the envelope makes this a development exercise; the same four cases can no longer serve as untouched final evaluation. Limit: Four selected cases cannot establish a reliable accuracy rate for every future pencil or classroom."/>
+            <wp:cNvGraphicFramePr>
+              <a:graphicFrameLocks noChangeAspect="1"/>
+            </wp:cNvGraphicFramePr>
+            <a:graphic>
+              <a:graphicData uri="http://schemas.openxmlformats.org/drawingml/2006/picture">
+                <pic:pic>
+                  <pic:nvPicPr>
+                    <pic:cNvPr id="0" name="academy-story-ai-1-15-05.png"/>
+                    <pic:cNvPicPr/>
+                  </pic:nvPicPr>
+                  <pic:blipFill>
+                    <a:blip r:embed="rId35"/>
+                    <a:stretch>
+                      <a:fillRect/>
+                    </a:stretch>
+                  </pic:blipFill>
+                  <pic:spPr>
+                    <a:xfrm>
+                      <a:off x="0" y="0"/>
+                      <a:ext cx="5486400" cy="2834640"/>
+                    </a:xfrm>
+                    <a:prstGeom prst="rect"/>
+                  </pic:spPr>
+                </pic:pic>
+              </a:graphicData>
+            </a:graphic>
+          </wp:inline>
+        </w:drawing>
+      </w:r>
+    </w:p>
+    <w:p>
+      <w:pPr>
+        <w:spacing w:line="336" w:lineRule="auto" w:after="180"/>
+      </w:pPr>
+      <w:r>
+        <w:rPr>
+          <w:b w:val="0"/>
+        </w:rPr>
+        <w:t xml:space="preserve">The </w:t>
+      </w:r>
+      <w:r>
+        <w:rPr>
+          <w:b/>
+        </w:rPr>
+        <w:t>prediction</w:t>
+      </w:r>
+      <w:r>
+        <w:rPr>
+          <w:b w:val="0"/>
+        </w:rPr>
+        <w:t xml:space="preserve"> record must exist before the labels are seen. PencilP scores 3/4=75% agreement on these four selected cases.</w:t>
+      </w:r>
+    </w:p>
+    <w:p>
+      <w:pPr>
+        <w:spacing w:line="336" w:lineRule="auto" w:after="180"/>
+      </w:pPr>
+      <w:r>
+        <w:rPr>
+          <w:b w:val="0"/>
+        </w:rPr>
+        <w:t>Moving the boundary after inspecting the envelope makes this a development exercise; the same four cases can no longer serve as untouched final evaluation.</w:t>
+      </w:r>
+    </w:p>
+    <w:p>
+      <w:pPr>
+        <w:spacing w:line="336" w:lineRule="auto" w:after="180"/>
+      </w:pPr>
+      <w:r>
+        <w:rPr>
+          <w:b w:val="0"/>
+        </w:rPr>
+        <w:t>Limit: Four selected cases cannot establish a reliable accuracy rate for every future pencil or classroom.</w:t>
+      </w:r>
+    </w:p>
+    <w:p>
+      <w:pPr>
+        <w:spacing w:line="336" w:lineRule="auto" w:after="180"/>
+        <w:shd w:fill="F5F1FB"/>
+      </w:pPr>
+      <w:r>
+        <w:rPr>
+          <w:b w:val="0"/>
+        </w:rPr>
+        <w:t>Explain the case, then point to a limit on the claim.</w:t>
+      </w:r>
+    </w:p>
+    <w:p>
+      <w:pPr>
+        <w:pStyle w:val="Heading3"/>
+      </w:pPr>
+      <w:r>
+        <w:t>06. Make the idea visible in your project</w:t>
+      </w:r>
+    </w:p>
+    <w:p>
+      <w:r>
+        <w:drawing>
+          <wp:inline xmlns:a="http://schemas.openxmlformats.org/drawingml/2006/main" xmlns:pic="http://schemas.openxmlformats.org/drawingml/2006/picture">
+            <wp:extent cx="5486400" cy="3380232"/>
+            <wp:docPr id="28" name="Picture 28" descr="Maintain dated sorter versions and separate development examples from reserved project-evaluation cases. Draw your input, deciding step, result and limit. Supported question: Does 4/4 on the replay replace the original 3/4 result? Explain."/>
+            <wp:cNvGraphicFramePr>
+              <a:graphicFrameLocks noChangeAspect="1"/>
+            </wp:cNvGraphicFramePr>
+            <a:graphic>
+              <a:graphicData uri="http://schemas.openxmlformats.org/drawingml/2006/picture">
+                <pic:pic>
+                  <pic:nvPicPr>
+                    <pic:cNvPr id="0" name="academy-story-ai-1-15-06.png"/>
+                    <pic:cNvPicPr/>
+                  </pic:nvPicPr>
+                  <pic:blipFill>
+                    <a:blip r:embed="rId36"/>
+                    <a:stretch>
+                      <a:fillRect/>
+                    </a:stretch>
+                  </pic:blipFill>
+                  <pic:spPr>
+                    <a:xfrm>
+                      <a:off x="0" y="0"/>
+                      <a:ext cx="5486400" cy="3380232"/>
+                    </a:xfrm>
+                    <a:prstGeom prst="rect"/>
+                  </pic:spPr>
+                </pic:pic>
+              </a:graphicData>
+            </a:graphic>
+          </wp:inline>
+        </w:drawing>
+      </w:r>
+    </w:p>
+    <w:p>
+      <w:pPr>
+        <w:spacing w:line="336" w:lineRule="auto" w:after="180"/>
+      </w:pPr>
+      <w:r>
+        <w:rPr>
+          <w:b w:val="0"/>
+        </w:rPr>
+        <w:t xml:space="preserve">Maintain dated sorter versions and separate </w:t>
+      </w:r>
+      <w:r>
+        <w:rPr>
+          <w:b/>
+        </w:rPr>
+        <w:t>development examples</w:t>
+      </w:r>
+      <w:r>
+        <w:rPr>
+          <w:b w:val="0"/>
+        </w:rPr>
+        <w:t xml:space="preserve"> from reserved project-evaluation cases. Draw your </w:t>
+      </w:r>
+      <w:r>
+        <w:rPr>
+          <w:b/>
+        </w:rPr>
+        <w:t>input</w:t>
+      </w:r>
+      <w:r>
+        <w:rPr>
+          <w:b w:val="0"/>
+        </w:rPr>
+        <w:t>, deciding step, result and limit.</w:t>
+      </w:r>
+    </w:p>
+    <w:p>
+      <w:pPr>
+        <w:spacing w:line="336" w:lineRule="auto" w:after="180"/>
+      </w:pPr>
+      <w:r>
+        <w:rPr>
+          <w:b w:val="0"/>
+        </w:rPr>
+        <w:t>Supported question: Does 4/4 on the replay replace the original 3/4 result? Explain.</w:t>
+      </w:r>
+    </w:p>
+    <w:p>
+      <w:pPr>
+        <w:spacing w:line="336" w:lineRule="auto" w:after="180"/>
+        <w:shd w:fill="F5F1FB"/>
+      </w:pPr>
+      <w:r>
+        <w:rPr>
+          <w:b w:val="0"/>
+        </w:rPr>
+        <w:t xml:space="preserve">Draw your project trace and justify the deciding step using </w:t>
+      </w:r>
+      <w:r>
+        <w:rPr>
+          <w:b/>
+        </w:rPr>
+        <w:t>evidence</w:t>
+      </w:r>
+      <w:r>
+        <w:rPr>
+          <w:b w:val="0"/>
+        </w:rPr>
+        <w:t>.</w:t>
       </w:r>
     </w:p>
     <w:sectPr>
